--- a/Описание работы daily_script.docx
+++ b/Описание работы daily_script.docx
@@ -4,168 +4,694 @@
   <w:body>
     <w:p>
       <w:pPr>
+        <w:pStyle w:val="1"/>
+        <w:jc w:val="center"/>
+        <w:rPr>
+          <w:sz w:val="48"/>
+        </w:rPr>
+      </w:pPr>
+      <w:r>
+        <w:t>Служебное описание программы автоматического формирования аналитической отчетности по Навигационным Пломбам</w:t>
+      </w:r>
+    </w:p>
+    <w:p>
+      <w:pPr>
+        <w:pStyle w:val="2"/>
+        <w:rPr>
+          <w:lang w:val="ru-RU"/>
+        </w:rPr>
+      </w:pPr>
+      <w:r>
+        <w:t>1. Общие сведения о программе</w:t>
+      </w:r>
+    </w:p>
+    <w:p>
+      <w:r>
+        <w:t>Данная программа предназначена для автоматизированного формирования аналитической отчетности по Навигационным Пломбам (далее — НП) на основании ежедневных XLSX-файлов, поступающих из различных источников.</w:t>
+      </w:r>
+    </w:p>
+    <w:p>
+      <w:r>
+        <w:t>Программа используется для сокращения времени подготовки аналитических материалов, уменьшения количества ручных операций при обработке данных, а также повышения точности итоговых расчетов и сводной информации.</w:t>
+      </w:r>
+    </w:p>
+    <w:p>
+      <w:r>
+        <w:t>В процессе работы программа автоматически выполняет проверку входных файлов, считывание данных, обработку информации и формирование итогового Excel-документа с аналитическими таблицами.</w:t>
+      </w:r>
+    </w:p>
+    <w:p>
+      <w:r>
+        <w:t>Результатом работы программы является готовый XLSX-файл, содержащий сформированные таблицы и итоговые показатели, пригодные для дальнейшего использования в служебной отчетности без дополнительной ручной обработки.</w:t>
+      </w:r>
+    </w:p>
+    <w:p>
+      <w:r>
+        <w:t xml:space="preserve">Программа поставляется в виде исполняемого EXE-файла и не требует от пользователя знаний в области программирования или работы </w:t>
+      </w:r>
+      <w:r>
+        <w:rPr>
+          <w:lang w:val="ru-RU"/>
+        </w:rPr>
+        <w:t>в сфере программирования</w:t>
+      </w:r>
+      <w:r>
+        <w:t>.</w:t>
+      </w:r>
+    </w:p>
+    <w:p/>
+    <w:p>
+      <w:pPr>
+        <w:pStyle w:val="1"/>
+      </w:pPr>
+      <w:r>
+        <w:t>2. Получение входных файлов</w:t>
+      </w:r>
+    </w:p>
+    <w:p>
+      <w:pPr>
         <w:pStyle w:val="a3"/>
       </w:pPr>
       <w:r>
+        <w:t>Перед формированием отчета пользователю необходимо предварительно получить входные XLSX-файлы, используемые программой при обработке данных.</w:t>
+      </w:r>
+    </w:p>
+    <w:p>
+      <w:pPr>
+        <w:pStyle w:val="a3"/>
+      </w:pPr>
+      <w:r>
+        <w:t xml:space="preserve">Основным файлом является отчет вида </w:t>
+      </w:r>
+      <w:proofErr w:type="spellStart"/>
+      <w:r>
+        <w:t>report</w:t>
+      </w:r>
+      <w:proofErr w:type="spellEnd"/>
+      <w:r>
+        <w:t>_*.</w:t>
+      </w:r>
+      <w:proofErr w:type="spellStart"/>
+      <w:r>
+        <w:t>xlsx</w:t>
+      </w:r>
+      <w:proofErr w:type="spellEnd"/>
+      <w:r>
+        <w:t>. Указанный файл содержит основную статистическую информацию по перевозкам и Навигационным Пломбам и используется при формировании большей части аналитических таблиц.</w:t>
+      </w:r>
+    </w:p>
+    <w:p>
+      <w:pPr>
+        <w:pStyle w:val="a3"/>
+      </w:pPr>
+      <w:r>
+        <w:t>Источник получения файла:</w:t>
+      </w:r>
+      <w:r>
         <w:rPr>
-          <w:rStyle w:val="a4"/>
+          <w:lang w:val="ru-KZ" w:eastAsia="ru-KZ"/>
         </w:rPr>
-        <w:t>Служебное описание работы Python-скрипта</w:t>
+        <w:br/>
+        <w:t>Для получения статистического отчета формата report_*.xlsx необходимо перейти на сайт istransit.kz и выполнить авторизацию в системе. После входа в систему необходимо открыть АРМ КГД, предварительно получив соответствующие права доступа в случае их отсутствия. Далее в левой части экрана требуется открыть дополнительное меню и выбрать раздел «Статистика». После открытия окна статистики необходимо закрыть боковое меню, нажав кнопку закрытия, после чего нажать кнопку «Скачать статистику». Последовательность действий приведена на Рисунке 1.</w:t>
+      </w:r>
+    </w:p>
+    <w:p>
+      <w:pPr>
+        <w:spacing w:before="100" w:beforeAutospacing="1" w:after="100" w:afterAutospacing="1" w:line="240" w:lineRule="auto"/>
+        <w:ind w:firstLine="0"/>
+        <w:jc w:val="left"/>
+        <w:rPr>
+          <w:rFonts w:eastAsia="Times New Roman" w:cs="Times New Roman"/>
+          <w:sz w:val="24"/>
+          <w:szCs w:val="24"/>
+          <w:lang w:val="ru-KZ" w:eastAsia="ru-KZ"/>
+        </w:rPr>
+      </w:pPr>
+      <w:r>
+        <w:rPr>
+          <w:rFonts w:eastAsia="Times New Roman" w:cs="Times New Roman"/>
+          <w:sz w:val="24"/>
+          <w:szCs w:val="24"/>
+          <w:lang w:val="ru-KZ" w:eastAsia="ru-KZ"/>
+        </w:rPr>
+        <w:t xml:space="preserve">Рисунок 1 – Пример получения файла статистики </w:t>
+      </w:r>
+      <w:proofErr w:type="spellStart"/>
+      <w:r>
+        <w:rPr>
+          <w:rFonts w:eastAsia="Times New Roman" w:cs="Times New Roman"/>
+          <w:sz w:val="24"/>
+          <w:szCs w:val="24"/>
+          <w:lang w:val="ru-KZ" w:eastAsia="ru-KZ"/>
+        </w:rPr>
+        <w:t>report</w:t>
+      </w:r>
+      <w:proofErr w:type="spellEnd"/>
+      <w:r>
+        <w:rPr>
+          <w:rFonts w:eastAsia="Times New Roman" w:cs="Times New Roman"/>
+          <w:sz w:val="24"/>
+          <w:szCs w:val="24"/>
+          <w:lang w:val="ru-KZ" w:eastAsia="ru-KZ"/>
+        </w:rPr>
+        <w:t>_*.</w:t>
+      </w:r>
+      <w:proofErr w:type="spellStart"/>
+      <w:r>
+        <w:rPr>
+          <w:rFonts w:eastAsia="Times New Roman" w:cs="Times New Roman"/>
+          <w:sz w:val="24"/>
+          <w:szCs w:val="24"/>
+          <w:lang w:val="ru-KZ" w:eastAsia="ru-KZ"/>
+        </w:rPr>
+        <w:t>xlsx</w:t>
+      </w:r>
+      <w:proofErr w:type="spellEnd"/>
+      <w:r>
+        <w:rPr>
+          <w:rFonts w:eastAsia="Times New Roman" w:cs="Times New Roman"/>
+          <w:sz w:val="24"/>
+          <w:szCs w:val="24"/>
+          <w:lang w:val="ru-KZ" w:eastAsia="ru-KZ"/>
+        </w:rPr>
+        <w:t>.</w:t>
       </w:r>
     </w:p>
     <w:p>
       <w:pPr>
         <w:pStyle w:val="a3"/>
-      </w:pPr>
-      <w:r>
-        <w:t xml:space="preserve">Настоящий Python-скрипт предназначен для автоматизированной </w:t>
-      </w:r>
-      <w:r>
-        <w:rPr>
-          <w:highlight w:val="yellow"/>
-        </w:rPr>
-        <w:t>обработки входного документа</w:t>
-      </w:r>
-      <w:r>
-        <w:t xml:space="preserve"> с последующим </w:t>
-      </w:r>
-      <w:r>
-        <w:rPr>
-          <w:highlight w:val="yellow"/>
-        </w:rPr>
-        <w:t>формированием выходного документа</w:t>
-      </w:r>
-      <w:r>
-        <w:t xml:space="preserve"> в аналогичном формате. </w:t>
-      </w:r>
-    </w:p>
-    <w:p>
-      <w:pPr>
-        <w:pStyle w:val="a3"/>
-      </w:pPr>
-      <w:r>
-        <w:t>Скрипт применяется для сокращения времени обработки данных, минимизации количества ручных операций и снижения вероятности возникновения ошибок при подготовке итоговых материалов.</w:t>
-      </w:r>
-    </w:p>
-    <w:p>
-      <w:pPr>
-        <w:pStyle w:val="a3"/>
-      </w:pPr>
-      <w:r>
-        <w:t>В рамках работы скрипта осуществляется чтение исходного файла, анализ содержащихся в нем данных, выполнение предусмотренных алгоритмом преобразований и формирование результирующего документа. Структура, оформление и основные элементы выходного документа сохраняются в соответствии с форматом исходного файла, что обеспечивает удобство дальнейшего использования и совместимость с действующими шаблонами документов.</w:t>
-      </w:r>
-    </w:p>
-    <w:p>
-      <w:pPr>
-        <w:pStyle w:val="a3"/>
-      </w:pPr>
-      <w:r>
-        <w:t>В процессе обработки могут выполняться:</w:t>
-      </w:r>
-    </w:p>
-    <w:p>
-      <w:pPr>
-        <w:pStyle w:val="a3"/>
-        <w:numPr>
-          <w:ilvl w:val="0"/>
-          <w:numId w:val="1"/>
-        </w:numPr>
-      </w:pPr>
-      <w:r>
-        <w:t>проверка корректности входных данных;</w:t>
-      </w:r>
-    </w:p>
-    <w:p>
-      <w:pPr>
-        <w:pStyle w:val="a3"/>
-        <w:numPr>
-          <w:ilvl w:val="0"/>
-          <w:numId w:val="1"/>
-        </w:numPr>
-      </w:pPr>
-      <w:r>
-        <w:t>сортировка и группировка информации;</w:t>
-      </w:r>
-    </w:p>
-    <w:p>
-      <w:pPr>
-        <w:pStyle w:val="a3"/>
-        <w:numPr>
-          <w:ilvl w:val="0"/>
-          <w:numId w:val="1"/>
-        </w:numPr>
-      </w:pPr>
-      <w:r>
-        <w:t>автоматическое заполнение таблиц;</w:t>
-      </w:r>
-    </w:p>
-    <w:p>
-      <w:pPr>
-        <w:pStyle w:val="a3"/>
-        <w:numPr>
-          <w:ilvl w:val="0"/>
-          <w:numId w:val="1"/>
-        </w:numPr>
-      </w:pPr>
-      <w:r>
-        <w:t>расчет итоговых показателей;</w:t>
-      </w:r>
-    </w:p>
-    <w:p>
-      <w:pPr>
-        <w:pStyle w:val="a3"/>
-        <w:numPr>
-          <w:ilvl w:val="0"/>
-          <w:numId w:val="1"/>
-        </w:numPr>
-      </w:pPr>
-      <w:r>
-        <w:t>перенос и преобразование данных между разделами документа;</w:t>
-      </w:r>
-    </w:p>
-    <w:p>
-      <w:pPr>
-        <w:pStyle w:val="a3"/>
-        <w:numPr>
-          <w:ilvl w:val="0"/>
-          <w:numId w:val="1"/>
-        </w:numPr>
-      </w:pPr>
-      <w:r>
-        <w:t>формирование итоговых листов и сводной информации.</w:t>
-      </w:r>
-    </w:p>
-    <w:p>
-      <w:pPr>
-        <w:pStyle w:val="a3"/>
-      </w:pPr>
-      <w:r>
-        <w:t>Результатом выполнения скрипта является автоматически сформированный документ, содержащий обработанные и структурированные данные в готовом для дальнейшего использования виде.</w:t>
-      </w:r>
-    </w:p>
-    <w:p>
-      <w:pPr>
-        <w:pStyle w:val="a3"/>
-      </w:pPr>
-      <w:r>
-        <w:t>Использование скрипта не требует специальных знаний в области программирования. Для получения результата пользователю необходимо поместить исходный файл в установленную директорию либо выбрать его через интерфейс запуска, после чего выполнить запуск скрипта. Сформированный итоговый документ сохраняется автоматически.</w:t>
-      </w:r>
-    </w:p>
-    <w:p>
-      <w:pPr>
-        <w:pStyle w:val="a3"/>
-      </w:pPr>
-      <w:r>
-        <w:t>Применение автоматизированного подхода позволяет обеспечить единообразие обработки данных, повысить скорость подготовки отчетных материалов и сократить влияние человеческого фактора при выполнении повторяющихся операций.</w:t>
-      </w:r>
-    </w:p>
-    <w:p>
-      <w:pPr>
         <w:rPr>
           <w:lang w:val="ru-KZ"/>
         </w:rPr>
       </w:pPr>
     </w:p>
+    <w:p>
+      <w:pPr>
+        <w:pStyle w:val="a3"/>
+      </w:pPr>
+      <w:r>
+        <w:t>Дополнительно программа может использовать файл ЖД Выгрузка*.</w:t>
+      </w:r>
+      <w:proofErr w:type="spellStart"/>
+      <w:r>
+        <w:t>xlsx</w:t>
+      </w:r>
+      <w:proofErr w:type="spellEnd"/>
+      <w:r>
+        <w:t>, содержащий сведения по железнодорожным перевозкам. Данный файл применяется для уточнения статистики железнодорожных операций при формировании Таблицы 3.</w:t>
+      </w:r>
+    </w:p>
+    <w:p>
+      <w:pPr>
+        <w:pStyle w:val="a3"/>
+      </w:pPr>
+      <w:r>
+        <w:t>Источник получения файла:</w:t>
+      </w:r>
+      <w:r>
+        <w:br/>
+      </w:r>
+      <w:r>
+        <w:rPr>
+          <w:rStyle w:val="a5"/>
+        </w:rPr>
+        <w:t>вставьте свою информацию</w:t>
+      </w:r>
+    </w:p>
+    <w:p>
+      <w:pPr>
+        <w:pStyle w:val="a3"/>
+      </w:pPr>
+      <w:r>
+        <w:t xml:space="preserve">Также для формирования информации по остаткам и распределению НП используется файл Готовность </w:t>
+      </w:r>
+      <w:proofErr w:type="spellStart"/>
+      <w:r>
+        <w:t>АПП_ЖД_Территория</w:t>
+      </w:r>
+      <w:proofErr w:type="spellEnd"/>
+      <w:r>
+        <w:t>*.</w:t>
+      </w:r>
+      <w:proofErr w:type="spellStart"/>
+      <w:r>
+        <w:t>xlsx</w:t>
+      </w:r>
+      <w:proofErr w:type="spellEnd"/>
+      <w:r>
+        <w:t>. Указанный файл применяется при формировании Таблицы 4 и содержит сведения по остаткам НП, распределению по территориям, складам и пунктам пропуска.</w:t>
+      </w:r>
+    </w:p>
+    <w:p>
+      <w:pPr>
+        <w:pStyle w:val="a3"/>
+      </w:pPr>
+      <w:r>
+        <w:t>Источник получения файла:</w:t>
+      </w:r>
+      <w:r>
+        <w:br/>
+      </w:r>
+      <w:r>
+        <w:rPr>
+          <w:rStyle w:val="a5"/>
+        </w:rPr>
+        <w:t>вставьте свою информацию</w:t>
+      </w:r>
+    </w:p>
+    <w:p>
+      <w:pPr>
+        <w:pStyle w:val="a3"/>
+      </w:pPr>
+      <w:r>
+        <w:t>При отсутствии дополнительных файлов программа продолжает работу, однако часть аналитической информации может быть сформирована не полностью.</w:t>
+      </w:r>
+    </w:p>
+    <w:p/>
+    <w:p>
+      <w:pPr>
+        <w:pStyle w:val="1"/>
+      </w:pPr>
+      <w:r>
+        <w:t>3. Подготовка программы к работе</w:t>
+      </w:r>
+    </w:p>
+    <w:p>
+      <w:pPr>
+        <w:pStyle w:val="a3"/>
+      </w:pPr>
+      <w:r>
+        <w:t>При первом запуске программа автоматически создает служебные папки, необходимые для работы.</w:t>
+      </w:r>
+    </w:p>
+    <w:p>
+      <w:pPr>
+        <w:pStyle w:val="a3"/>
+      </w:pPr>
+      <w:r>
+        <w:t xml:space="preserve">В директорию </w:t>
+      </w:r>
+      <w:proofErr w:type="spellStart"/>
+      <w:r>
+        <w:t>in</w:t>
+      </w:r>
+      <w:proofErr w:type="spellEnd"/>
+      <w:r>
+        <w:t xml:space="preserve"> помещаются входные XLSX-файлы, используемые для обработки.</w:t>
+      </w:r>
+    </w:p>
+    <w:p>
+      <w:pPr>
+        <w:pStyle w:val="a3"/>
+      </w:pPr>
+      <w:r>
+        <w:t xml:space="preserve">Директория </w:t>
+      </w:r>
+      <w:proofErr w:type="spellStart"/>
+      <w:r>
+        <w:t>out</w:t>
+      </w:r>
+      <w:proofErr w:type="spellEnd"/>
+      <w:r>
+        <w:t xml:space="preserve"> предназначена для сохранения сформированных отчетов.</w:t>
+      </w:r>
+    </w:p>
+    <w:p>
+      <w:pPr>
+        <w:pStyle w:val="a3"/>
+      </w:pPr>
+      <w:r>
+        <w:t xml:space="preserve">После завершения обработки использованные файлы автоматически перемещаются в папку </w:t>
+      </w:r>
+      <w:proofErr w:type="spellStart"/>
+      <w:r>
+        <w:t>processed</w:t>
+      </w:r>
+      <w:proofErr w:type="spellEnd"/>
+      <w:r>
+        <w:t xml:space="preserve">, расположенную внутри директории </w:t>
+      </w:r>
+      <w:proofErr w:type="spellStart"/>
+      <w:r>
+        <w:t>in</w:t>
+      </w:r>
+      <w:proofErr w:type="spellEnd"/>
+      <w:r>
+        <w:t>. Это необходимо для предотвращения повторной обработки ранее использованных документов и сохранения архива сформированных отчетов.</w:t>
+      </w:r>
+    </w:p>
+    <w:p>
+      <w:pPr>
+        <w:pStyle w:val="a3"/>
+      </w:pPr>
+      <w:r>
+        <w:t xml:space="preserve">После первоначального создания папок дальнейшая работа пользователя сводится к размещению необходимых XLSX-файлов в папке </w:t>
+      </w:r>
+      <w:proofErr w:type="spellStart"/>
+      <w:r>
+        <w:t>in</w:t>
+      </w:r>
+      <w:proofErr w:type="spellEnd"/>
+      <w:r>
+        <w:t xml:space="preserve"> и запуску программы.</w:t>
+      </w:r>
+    </w:p>
+    <w:p/>
+    <w:p>
+      <w:pPr>
+        <w:pStyle w:val="1"/>
+      </w:pPr>
+      <w:r>
+        <w:t>4. Порядок работы пользователя</w:t>
+      </w:r>
+    </w:p>
+    <w:p>
+      <w:pPr>
+        <w:pStyle w:val="a3"/>
+      </w:pPr>
+      <w:r>
+        <w:t xml:space="preserve">Перед запуском программы пользователю необходимо получить входные XLSX-файлы и поместить их в папку </w:t>
+      </w:r>
+      <w:proofErr w:type="spellStart"/>
+      <w:r>
+        <w:t>in</w:t>
+      </w:r>
+      <w:proofErr w:type="spellEnd"/>
+      <w:r>
+        <w:t>.</w:t>
+      </w:r>
+    </w:p>
+    <w:p>
+      <w:pPr>
+        <w:pStyle w:val="a3"/>
+      </w:pPr>
+      <w:r>
+        <w:t xml:space="preserve">Для формирования отчета обязательным является наличие файла </w:t>
+      </w:r>
+      <w:proofErr w:type="spellStart"/>
+      <w:r>
+        <w:t>report</w:t>
+      </w:r>
+      <w:proofErr w:type="spellEnd"/>
+      <w:r>
+        <w:t>_*.</w:t>
+      </w:r>
+      <w:proofErr w:type="spellStart"/>
+      <w:r>
+        <w:t>xlsx</w:t>
+      </w:r>
+      <w:proofErr w:type="spellEnd"/>
+      <w:r>
+        <w:t>. В папке должен находиться только один файл данного типа. При наличии нескольких основных файлов программа автоматически выдаст сообщение об ошибке и прекратит выполнение.</w:t>
+      </w:r>
+    </w:p>
+    <w:p>
+      <w:pPr>
+        <w:pStyle w:val="a3"/>
+      </w:pPr>
+      <w:r>
+        <w:lastRenderedPageBreak/>
+        <w:t>Файлы ЖД Выгрузка*.xlsx и Готовность АПП_ЖД_Территория*.xlsx являются дополнительными и используются только для расширения аналитической информации.</w:t>
+      </w:r>
+    </w:p>
+    <w:p>
+      <w:pPr>
+        <w:pStyle w:val="a3"/>
+      </w:pPr>
+      <w:r>
+        <w:t>После размещения файлов пользователю необходимо запустить EXE-файл программы и дождаться завершения обработки данных.</w:t>
+      </w:r>
+    </w:p>
+    <w:p>
+      <w:pPr>
+        <w:pStyle w:val="a3"/>
+      </w:pPr>
+      <w:r>
+        <w:t xml:space="preserve">По окончании работы сформированный отчет автоматически сохраняется в папке </w:t>
+      </w:r>
+      <w:proofErr w:type="spellStart"/>
+      <w:r>
+        <w:t>out</w:t>
+      </w:r>
+      <w:proofErr w:type="spellEnd"/>
+      <w:r>
+        <w:t xml:space="preserve">. Обработанные входные файлы при этом переносятся в архивную папку </w:t>
+      </w:r>
+      <w:proofErr w:type="spellStart"/>
+      <w:r>
+        <w:t>processed</w:t>
+      </w:r>
+      <w:proofErr w:type="spellEnd"/>
+      <w:r>
+        <w:t xml:space="preserve"> с добавлением даты и времени обработки.</w:t>
+      </w:r>
+    </w:p>
+    <w:p/>
+    <w:p>
+      <w:pPr>
+        <w:pStyle w:val="1"/>
+      </w:pPr>
+      <w:r>
+        <w:t>5. Назначение входных файлов</w:t>
+      </w:r>
+    </w:p>
+    <w:p>
+      <w:pPr>
+        <w:pStyle w:val="a3"/>
+      </w:pPr>
+      <w:r>
+        <w:t>Файл report_*.xlsx является основным источником данных программы. На его основании формируются Таблицы 1, 2, 3 и 5, а также выполняются основные расчеты и аналитические сверки. При отсутствии данного файла формирование итогового отчета невозможно.</w:t>
+      </w:r>
+    </w:p>
+    <w:p>
+      <w:pPr>
+        <w:pStyle w:val="a3"/>
+      </w:pPr>
+      <w:r>
+        <w:t>Файл ЖД Выгрузка*.xlsx используется для анализа железнодорожных перевозок и уточнения статистических данных по завершенным ЖД-операциям. При отсутствии файла программа продолжает работу, однако железнодорожная часть Таблицы 3 может быть сформирована без уточняющих данных.</w:t>
+      </w:r>
+    </w:p>
+    <w:p>
+      <w:pPr>
+        <w:pStyle w:val="a3"/>
+      </w:pPr>
+      <w:r>
+        <w:t>Файл Готовность АПП_ЖД_Территория*.xlsx используется для формирования Таблицы 4 и содержит сведения об остатках и распределении Навигационных Пломб. При отсутствии файла Таблица 4 автоматически не формируется.</w:t>
+      </w:r>
+    </w:p>
+    <w:p/>
+    <w:p>
+      <w:pPr>
+        <w:pStyle w:val="1"/>
+      </w:pPr>
+      <w:r>
+        <w:t>6. Формирование аналитических таблиц</w:t>
+      </w:r>
+    </w:p>
+    <w:p>
+      <w:pPr>
+        <w:pStyle w:val="a3"/>
+      </w:pPr>
+      <w:r>
+        <w:t>После запуска программа автоматически выполняет считывание и обработку информации из входных XLSX-файлов. В процессе обработки выполняется проверка структуры документов, анализ данных и приведение информации к единому формату.</w:t>
+      </w:r>
+    </w:p>
+    <w:p>
+      <w:pPr>
+        <w:pStyle w:val="a3"/>
+      </w:pPr>
+      <w:r>
+        <w:t>На основании обработанных данных формируется итоговый Excel-документ, содержащий аналитические таблицы.</w:t>
+      </w:r>
+    </w:p>
+    <w:p>
+      <w:pPr>
+        <w:pStyle w:val="a3"/>
+      </w:pPr>
+      <w:r>
+        <w:t>Таблица 1 содержит сводную статистику перевозок и формируется на основании основного отчета. В таблице отображаются итоговые показатели по направлениям перевозок и пунктам пропуска.</w:t>
+      </w:r>
+    </w:p>
+    <w:p>
+      <w:pPr>
+        <w:pStyle w:val="a3"/>
+      </w:pPr>
+      <w:r>
+        <w:t>Таблица 2 предназначена для отображения статистики экспортных и взаимных перевозок Республики Казахстан с распределением по государствам и направлениям движения.</w:t>
+      </w:r>
+    </w:p>
+    <w:p>
+      <w:pPr>
+        <w:pStyle w:val="a3"/>
+      </w:pPr>
+      <w:r>
+        <w:t>Таблица 3 содержит информацию по завершенным перевозкам с разделением автомобильных и железнодорожных направлений. При наличии файла ЖД Выгрузка*.xlsx железнодорожная статистика формируется на основании фактических данных выгрузки.</w:t>
+      </w:r>
+    </w:p>
+    <w:p>
+      <w:pPr>
+        <w:pStyle w:val="a3"/>
+      </w:pPr>
+      <w:r>
+        <w:lastRenderedPageBreak/>
+        <w:t xml:space="preserve">Таблица 4 содержит сведения по остаткам и распределению Навигационных Пломб. Формирование таблицы выполняется только при наличии файла Готовность </w:t>
+      </w:r>
+      <w:proofErr w:type="spellStart"/>
+      <w:r>
+        <w:t>АПП_ЖД_Территория</w:t>
+      </w:r>
+      <w:proofErr w:type="spellEnd"/>
+      <w:r>
+        <w:t>*.</w:t>
+      </w:r>
+      <w:proofErr w:type="spellStart"/>
+      <w:r>
+        <w:t>xlsx</w:t>
+      </w:r>
+      <w:proofErr w:type="spellEnd"/>
+      <w:r>
+        <w:t>.</w:t>
+      </w:r>
+    </w:p>
+    <w:p>
+      <w:pPr>
+        <w:pStyle w:val="a3"/>
+      </w:pPr>
+      <w:r>
+        <w:t>Таблица 5 содержит итоговую статистику перевозок, направленных в сторону Республики Казахстан, и формируется на основании данных основного отчета.</w:t>
+      </w:r>
+    </w:p>
+    <w:p/>
+    <w:p>
+      <w:pPr>
+        <w:pStyle w:val="1"/>
+      </w:pPr>
+      <w:r>
+        <w:t>7. Нештатные ситуации и возможные ошибки</w:t>
+      </w:r>
+    </w:p>
+    <w:p>
+      <w:pPr>
+        <w:pStyle w:val="a3"/>
+      </w:pPr>
+      <w:r>
+        <w:t>Перед началом обработки программа автоматически выполняет проверку входных файлов и структуры документов.</w:t>
+      </w:r>
+    </w:p>
+    <w:p>
+      <w:pPr>
+        <w:pStyle w:val="a3"/>
+      </w:pPr>
+      <w:r>
+        <w:t>В случае отсутствия файла report_*.xlsx выполнение программы прекращается, поскольку указанный файл является обязательным для формирования итогового отчета.</w:t>
+      </w:r>
+    </w:p>
+    <w:p>
+      <w:pPr>
+        <w:pStyle w:val="a3"/>
+      </w:pPr>
+      <w:r>
+        <w:t xml:space="preserve">Если в папке </w:t>
+      </w:r>
+      <w:proofErr w:type="spellStart"/>
+      <w:r>
+        <w:t>in</w:t>
+      </w:r>
+      <w:proofErr w:type="spellEnd"/>
+      <w:r>
+        <w:t xml:space="preserve"> одновременно находится несколько файлов </w:t>
+      </w:r>
+      <w:proofErr w:type="spellStart"/>
+      <w:r>
+        <w:t>report</w:t>
+      </w:r>
+      <w:proofErr w:type="spellEnd"/>
+      <w:r>
+        <w:t>_*.</w:t>
+      </w:r>
+      <w:proofErr w:type="spellStart"/>
+      <w:r>
+        <w:t>xlsx</w:t>
+      </w:r>
+      <w:proofErr w:type="spellEnd"/>
+      <w:r>
+        <w:t>, программа выводит сообщение об ошибке и прекращает выполнение до устранения проблемы.</w:t>
+      </w:r>
+    </w:p>
+    <w:p>
+      <w:pPr>
+        <w:pStyle w:val="a3"/>
+      </w:pPr>
+      <w:r>
+        <w:t>При отсутствии файлов ЖД Выгрузка*.xlsx либо Готовность АПП_ЖД_Территория*.xlsx программа продолжает работу, однако отдельные таблицы могут быть сформированы частично либо не формироваться вовсе.</w:t>
+      </w:r>
+    </w:p>
+    <w:p>
+      <w:pPr>
+        <w:pStyle w:val="a3"/>
+      </w:pPr>
+      <w:r>
+        <w:t>В случае повреждения XLSX-файла, изменения структуры документа, отсутствия необходимых листов либо невозможности чтения данных программа выводит диагностическое сообщение с указанием причины ошибки.</w:t>
+      </w:r>
+    </w:p>
+    <w:p>
+      <w:pPr>
+        <w:pStyle w:val="a3"/>
+      </w:pPr>
+      <w:r>
+        <w:t xml:space="preserve">При возникновении ошибок записи итогового файла рекомендуется проверить наличие доступа к папке </w:t>
+      </w:r>
+      <w:proofErr w:type="spellStart"/>
+      <w:r>
+        <w:t>out</w:t>
+      </w:r>
+      <w:proofErr w:type="spellEnd"/>
+      <w:r>
+        <w:t>, а также убедиться, что итоговый Excel-документ не открыт в Microsoft Excel на момент формирования отчета.</w:t>
+      </w:r>
+    </w:p>
+    <w:p/>
+    <w:p>
+      <w:pPr>
+        <w:pStyle w:val="1"/>
+      </w:pPr>
+      <w:r>
+        <w:t>8. Результат работы программы</w:t>
+      </w:r>
+    </w:p>
+    <w:p>
+      <w:pPr>
+        <w:pStyle w:val="a3"/>
+      </w:pPr>
+      <w:r>
+        <w:t>Результатом работы программы является автоматически сформированный Excel-документ, содержащий аналитические таблицы, итоговые показатели и сводную информацию по Навигационным Пломбам.</w:t>
+      </w:r>
+    </w:p>
+    <w:p>
+      <w:pPr>
+        <w:pStyle w:val="a3"/>
+      </w:pPr>
+      <w:r>
+        <w:t xml:space="preserve">Итоговый XLSX-файл автоматически сохраняется в папке </w:t>
+      </w:r>
+      <w:proofErr w:type="spellStart"/>
+      <w:r>
+        <w:t>out</w:t>
+      </w:r>
+      <w:proofErr w:type="spellEnd"/>
+      <w:r>
+        <w:t>. Имя файла формируется программой автоматически и содержит дату и время создания отчета.</w:t>
+      </w:r>
+    </w:p>
+    <w:p>
+      <w:pPr>
+        <w:pStyle w:val="a3"/>
+      </w:pPr>
+      <w:r>
+        <w:t>Сформированный документ предназначен для дальнейшего использования в аналитической и служебной отчетности без необходимости дополнительной ручной обработки.</w:t>
+      </w:r>
+    </w:p>
+    <w:p/>
     <w:sectPr>
       <w:pgSz w:w="11906" w:h="16838"/>
       <w:pgMar w:top="1134" w:right="850" w:bottom="1134" w:left="1701" w:header="708" w:footer="708" w:gutter="0"/>
@@ -179,9 +705,2885 @@
 <file path=word/numbering.xml><?xml version="1.0" encoding="utf-8"?>
 <w:numbering xmlns:wpc="http://schemas.microsoft.com/office/word/2010/wordprocessingCanvas" xmlns:cx="http://schemas.microsoft.com/office/drawing/2014/chartex" xmlns:cx1="http://schemas.microsoft.com/office/drawing/2015/9/8/chartex" xmlns:cx2="http://schemas.microsoft.com/office/drawing/2015/10/21/chartex" xmlns:cx3="http://schemas.microsoft.com/office/drawing/2016/5/9/chartex" xmlns:cx4="http://schemas.microsoft.com/office/drawing/2016/5/10/chartex" xmlns:cx5="http://schemas.microsoft.com/office/drawing/2016/5/11/chartex" xmlns:cx6="http://schemas.microsoft.com/office/drawing/2016/5/12/chartex" xmlns:cx7="http://schemas.microsoft.com/office/drawing/2016/5/13/chartex" xmlns:cx8="http://schemas.microsoft.com/office/drawing/2016/5/14/chartex" xmlns:mc="http://schemas.openxmlformats.org/markup-compatibility/2006" xmlns:aink="http://schemas.microsoft.com/office/drawing/2016/ink" xmlns:am3d="http://schemas.microsoft.com/office/drawing/2017/model3d" xmlns:o="urn:schemas-microsoft-com:office:office" xmlns:r="http://schemas.openxmlformats.org/officeDocument/2006/relationships" xmlns:m="http://schemas.openxmlformats.org/officeDocument/2006/math" xmlns:v="urn:schemas-microsoft-com:vml" xmlns:wp14="http://schemas.microsoft.com/office/word/2010/wordprocessingDrawing" xmlns:wp="http://schemas.openxmlformats.org/drawingml/2006/wordprocessingDrawing" xmlns:w10="urn:schemas-microsoft-com:office:word" xmlns:w="http://schemas.openxmlformats.org/wordprocessingml/2006/main" xmlns:w14="http://schemas.microsoft.com/office/word/2010/wordml" xmlns:w15="http://schemas.microsoft.com/office/word/2012/wordml" xmlns:w16cex="http://schemas.microsoft.com/office/word/2018/wordml/cex" xmlns:w16cid="http://schemas.microsoft.com/office/word/2016/wordml/cid" xmlns:w16="http://schemas.microsoft.com/office/word/2018/wordml" xmlns:w16sdtdh="http://schemas.microsoft.com/office/word/2020/wordml/sdtdatahash" xmlns:w16se="http://schemas.microsoft.com/office/word/2015/wordml/symex" xmlns:wpg="http://schemas.microsoft.com/office/word/2010/wordprocessingGroup" xmlns:wpi="http://schemas.microsoft.com/office/word/2010/wordprocessingInk" xmlns:wne="http://schemas.microsoft.com/office/word/2006/wordml" xmlns:wps="http://schemas.microsoft.com/office/word/2010/wordprocessingShape" mc:Ignorable="w14 w15 w16se w16cid w16 w16cex w16sdtdh wp14">
   <w:abstractNum w:abstractNumId="0" w15:restartNumberingAfterBreak="0">
-    <w:nsid w:val="21EC04BE"/>
+    <w:nsid w:val="073C2DC0"/>
     <w:multiLevelType w:val="multilevel"/>
-    <w:tmpl w:val="28AA6F7E"/>
+    <w:tmpl w:val="9AC63A54"/>
+    <w:lvl w:ilvl="0">
+      <w:start w:val="1"/>
+      <w:numFmt w:val="bullet"/>
+      <w:lvlText w:val=""/>
+      <w:lvlJc w:val="left"/>
+      <w:pPr>
+        <w:tabs>
+          <w:tab w:val="num" w:pos="720"/>
+        </w:tabs>
+        <w:ind w:left="720" w:hanging="360"/>
+      </w:pPr>
+      <w:rPr>
+        <w:rFonts w:ascii="Symbol" w:hAnsi="Symbol" w:hint="default"/>
+        <w:sz w:val="20"/>
+      </w:rPr>
+    </w:lvl>
+    <w:lvl w:ilvl="1" w:tentative="1">
+      <w:start w:val="1"/>
+      <w:numFmt w:val="bullet"/>
+      <w:lvlText w:val="o"/>
+      <w:lvlJc w:val="left"/>
+      <w:pPr>
+        <w:tabs>
+          <w:tab w:val="num" w:pos="1440"/>
+        </w:tabs>
+        <w:ind w:left="1440" w:hanging="360"/>
+      </w:pPr>
+      <w:rPr>
+        <w:rFonts w:ascii="Courier New" w:hAnsi="Courier New" w:hint="default"/>
+        <w:sz w:val="20"/>
+      </w:rPr>
+    </w:lvl>
+    <w:lvl w:ilvl="2" w:tentative="1">
+      <w:start w:val="1"/>
+      <w:numFmt w:val="bullet"/>
+      <w:lvlText w:val=""/>
+      <w:lvlJc w:val="left"/>
+      <w:pPr>
+        <w:tabs>
+          <w:tab w:val="num" w:pos="2160"/>
+        </w:tabs>
+        <w:ind w:left="2160" w:hanging="360"/>
+      </w:pPr>
+      <w:rPr>
+        <w:rFonts w:ascii="Wingdings" w:hAnsi="Wingdings" w:hint="default"/>
+        <w:sz w:val="20"/>
+      </w:rPr>
+    </w:lvl>
+    <w:lvl w:ilvl="3" w:tentative="1">
+      <w:start w:val="1"/>
+      <w:numFmt w:val="bullet"/>
+      <w:lvlText w:val=""/>
+      <w:lvlJc w:val="left"/>
+      <w:pPr>
+        <w:tabs>
+          <w:tab w:val="num" w:pos="2880"/>
+        </w:tabs>
+        <w:ind w:left="2880" w:hanging="360"/>
+      </w:pPr>
+      <w:rPr>
+        <w:rFonts w:ascii="Wingdings" w:hAnsi="Wingdings" w:hint="default"/>
+        <w:sz w:val="20"/>
+      </w:rPr>
+    </w:lvl>
+    <w:lvl w:ilvl="4" w:tentative="1">
+      <w:start w:val="1"/>
+      <w:numFmt w:val="bullet"/>
+      <w:lvlText w:val=""/>
+      <w:lvlJc w:val="left"/>
+      <w:pPr>
+        <w:tabs>
+          <w:tab w:val="num" w:pos="3600"/>
+        </w:tabs>
+        <w:ind w:left="3600" w:hanging="360"/>
+      </w:pPr>
+      <w:rPr>
+        <w:rFonts w:ascii="Wingdings" w:hAnsi="Wingdings" w:hint="default"/>
+        <w:sz w:val="20"/>
+      </w:rPr>
+    </w:lvl>
+    <w:lvl w:ilvl="5" w:tentative="1">
+      <w:start w:val="1"/>
+      <w:numFmt w:val="bullet"/>
+      <w:lvlText w:val=""/>
+      <w:lvlJc w:val="left"/>
+      <w:pPr>
+        <w:tabs>
+          <w:tab w:val="num" w:pos="4320"/>
+        </w:tabs>
+        <w:ind w:left="4320" w:hanging="360"/>
+      </w:pPr>
+      <w:rPr>
+        <w:rFonts w:ascii="Wingdings" w:hAnsi="Wingdings" w:hint="default"/>
+        <w:sz w:val="20"/>
+      </w:rPr>
+    </w:lvl>
+    <w:lvl w:ilvl="6" w:tentative="1">
+      <w:start w:val="1"/>
+      <w:numFmt w:val="bullet"/>
+      <w:lvlText w:val=""/>
+      <w:lvlJc w:val="left"/>
+      <w:pPr>
+        <w:tabs>
+          <w:tab w:val="num" w:pos="5040"/>
+        </w:tabs>
+        <w:ind w:left="5040" w:hanging="360"/>
+      </w:pPr>
+      <w:rPr>
+        <w:rFonts w:ascii="Wingdings" w:hAnsi="Wingdings" w:hint="default"/>
+        <w:sz w:val="20"/>
+      </w:rPr>
+    </w:lvl>
+    <w:lvl w:ilvl="7" w:tentative="1">
+      <w:start w:val="1"/>
+      <w:numFmt w:val="bullet"/>
+      <w:lvlText w:val=""/>
+      <w:lvlJc w:val="left"/>
+      <w:pPr>
+        <w:tabs>
+          <w:tab w:val="num" w:pos="5760"/>
+        </w:tabs>
+        <w:ind w:left="5760" w:hanging="360"/>
+      </w:pPr>
+      <w:rPr>
+        <w:rFonts w:ascii="Wingdings" w:hAnsi="Wingdings" w:hint="default"/>
+        <w:sz w:val="20"/>
+      </w:rPr>
+    </w:lvl>
+    <w:lvl w:ilvl="8" w:tentative="1">
+      <w:start w:val="1"/>
+      <w:numFmt w:val="bullet"/>
+      <w:lvlText w:val=""/>
+      <w:lvlJc w:val="left"/>
+      <w:pPr>
+        <w:tabs>
+          <w:tab w:val="num" w:pos="6480"/>
+        </w:tabs>
+        <w:ind w:left="6480" w:hanging="360"/>
+      </w:pPr>
+      <w:rPr>
+        <w:rFonts w:ascii="Wingdings" w:hAnsi="Wingdings" w:hint="default"/>
+        <w:sz w:val="20"/>
+      </w:rPr>
+    </w:lvl>
+  </w:abstractNum>
+  <w:abstractNum w:abstractNumId="1" w15:restartNumberingAfterBreak="0">
+    <w:nsid w:val="08281EFB"/>
+    <w:multiLevelType w:val="multilevel"/>
+    <w:tmpl w:val="84786AEC"/>
+    <w:lvl w:ilvl="0">
+      <w:start w:val="1"/>
+      <w:numFmt w:val="bullet"/>
+      <w:lvlText w:val=""/>
+      <w:lvlJc w:val="left"/>
+      <w:pPr>
+        <w:tabs>
+          <w:tab w:val="num" w:pos="720"/>
+        </w:tabs>
+        <w:ind w:left="720" w:hanging="360"/>
+      </w:pPr>
+      <w:rPr>
+        <w:rFonts w:ascii="Symbol" w:hAnsi="Symbol" w:hint="default"/>
+        <w:sz w:val="20"/>
+      </w:rPr>
+    </w:lvl>
+    <w:lvl w:ilvl="1" w:tentative="1">
+      <w:start w:val="1"/>
+      <w:numFmt w:val="bullet"/>
+      <w:lvlText w:val="o"/>
+      <w:lvlJc w:val="left"/>
+      <w:pPr>
+        <w:tabs>
+          <w:tab w:val="num" w:pos="1440"/>
+        </w:tabs>
+        <w:ind w:left="1440" w:hanging="360"/>
+      </w:pPr>
+      <w:rPr>
+        <w:rFonts w:ascii="Courier New" w:hAnsi="Courier New" w:hint="default"/>
+        <w:sz w:val="20"/>
+      </w:rPr>
+    </w:lvl>
+    <w:lvl w:ilvl="2" w:tentative="1">
+      <w:start w:val="1"/>
+      <w:numFmt w:val="bullet"/>
+      <w:lvlText w:val=""/>
+      <w:lvlJc w:val="left"/>
+      <w:pPr>
+        <w:tabs>
+          <w:tab w:val="num" w:pos="2160"/>
+        </w:tabs>
+        <w:ind w:left="2160" w:hanging="360"/>
+      </w:pPr>
+      <w:rPr>
+        <w:rFonts w:ascii="Wingdings" w:hAnsi="Wingdings" w:hint="default"/>
+        <w:sz w:val="20"/>
+      </w:rPr>
+    </w:lvl>
+    <w:lvl w:ilvl="3" w:tentative="1">
+      <w:start w:val="1"/>
+      <w:numFmt w:val="bullet"/>
+      <w:lvlText w:val=""/>
+      <w:lvlJc w:val="left"/>
+      <w:pPr>
+        <w:tabs>
+          <w:tab w:val="num" w:pos="2880"/>
+        </w:tabs>
+        <w:ind w:left="2880" w:hanging="360"/>
+      </w:pPr>
+      <w:rPr>
+        <w:rFonts w:ascii="Wingdings" w:hAnsi="Wingdings" w:hint="default"/>
+        <w:sz w:val="20"/>
+      </w:rPr>
+    </w:lvl>
+    <w:lvl w:ilvl="4" w:tentative="1">
+      <w:start w:val="1"/>
+      <w:numFmt w:val="bullet"/>
+      <w:lvlText w:val=""/>
+      <w:lvlJc w:val="left"/>
+      <w:pPr>
+        <w:tabs>
+          <w:tab w:val="num" w:pos="3600"/>
+        </w:tabs>
+        <w:ind w:left="3600" w:hanging="360"/>
+      </w:pPr>
+      <w:rPr>
+        <w:rFonts w:ascii="Wingdings" w:hAnsi="Wingdings" w:hint="default"/>
+        <w:sz w:val="20"/>
+      </w:rPr>
+    </w:lvl>
+    <w:lvl w:ilvl="5" w:tentative="1">
+      <w:start w:val="1"/>
+      <w:numFmt w:val="bullet"/>
+      <w:lvlText w:val=""/>
+      <w:lvlJc w:val="left"/>
+      <w:pPr>
+        <w:tabs>
+          <w:tab w:val="num" w:pos="4320"/>
+        </w:tabs>
+        <w:ind w:left="4320" w:hanging="360"/>
+      </w:pPr>
+      <w:rPr>
+        <w:rFonts w:ascii="Wingdings" w:hAnsi="Wingdings" w:hint="default"/>
+        <w:sz w:val="20"/>
+      </w:rPr>
+    </w:lvl>
+    <w:lvl w:ilvl="6" w:tentative="1">
+      <w:start w:val="1"/>
+      <w:numFmt w:val="bullet"/>
+      <w:lvlText w:val=""/>
+      <w:lvlJc w:val="left"/>
+      <w:pPr>
+        <w:tabs>
+          <w:tab w:val="num" w:pos="5040"/>
+        </w:tabs>
+        <w:ind w:left="5040" w:hanging="360"/>
+      </w:pPr>
+      <w:rPr>
+        <w:rFonts w:ascii="Wingdings" w:hAnsi="Wingdings" w:hint="default"/>
+        <w:sz w:val="20"/>
+      </w:rPr>
+    </w:lvl>
+    <w:lvl w:ilvl="7" w:tentative="1">
+      <w:start w:val="1"/>
+      <w:numFmt w:val="bullet"/>
+      <w:lvlText w:val=""/>
+      <w:lvlJc w:val="left"/>
+      <w:pPr>
+        <w:tabs>
+          <w:tab w:val="num" w:pos="5760"/>
+        </w:tabs>
+        <w:ind w:left="5760" w:hanging="360"/>
+      </w:pPr>
+      <w:rPr>
+        <w:rFonts w:ascii="Wingdings" w:hAnsi="Wingdings" w:hint="default"/>
+        <w:sz w:val="20"/>
+      </w:rPr>
+    </w:lvl>
+    <w:lvl w:ilvl="8" w:tentative="1">
+      <w:start w:val="1"/>
+      <w:numFmt w:val="bullet"/>
+      <w:lvlText w:val=""/>
+      <w:lvlJc w:val="left"/>
+      <w:pPr>
+        <w:tabs>
+          <w:tab w:val="num" w:pos="6480"/>
+        </w:tabs>
+        <w:ind w:left="6480" w:hanging="360"/>
+      </w:pPr>
+      <w:rPr>
+        <w:rFonts w:ascii="Wingdings" w:hAnsi="Wingdings" w:hint="default"/>
+        <w:sz w:val="20"/>
+      </w:rPr>
+    </w:lvl>
+  </w:abstractNum>
+  <w:abstractNum w:abstractNumId="2" w15:restartNumberingAfterBreak="0">
+    <w:nsid w:val="0A7B4F5D"/>
+    <w:multiLevelType w:val="multilevel"/>
+    <w:tmpl w:val="CF2E953A"/>
+    <w:lvl w:ilvl="0">
+      <w:start w:val="1"/>
+      <w:numFmt w:val="bullet"/>
+      <w:lvlText w:val=""/>
+      <w:lvlJc w:val="left"/>
+      <w:pPr>
+        <w:tabs>
+          <w:tab w:val="num" w:pos="720"/>
+        </w:tabs>
+        <w:ind w:left="720" w:hanging="360"/>
+      </w:pPr>
+      <w:rPr>
+        <w:rFonts w:ascii="Symbol" w:hAnsi="Symbol" w:hint="default"/>
+        <w:sz w:val="20"/>
+      </w:rPr>
+    </w:lvl>
+    <w:lvl w:ilvl="1" w:tentative="1">
+      <w:start w:val="1"/>
+      <w:numFmt w:val="bullet"/>
+      <w:lvlText w:val="o"/>
+      <w:lvlJc w:val="left"/>
+      <w:pPr>
+        <w:tabs>
+          <w:tab w:val="num" w:pos="1440"/>
+        </w:tabs>
+        <w:ind w:left="1440" w:hanging="360"/>
+      </w:pPr>
+      <w:rPr>
+        <w:rFonts w:ascii="Courier New" w:hAnsi="Courier New" w:hint="default"/>
+        <w:sz w:val="20"/>
+      </w:rPr>
+    </w:lvl>
+    <w:lvl w:ilvl="2" w:tentative="1">
+      <w:start w:val="1"/>
+      <w:numFmt w:val="bullet"/>
+      <w:lvlText w:val=""/>
+      <w:lvlJc w:val="left"/>
+      <w:pPr>
+        <w:tabs>
+          <w:tab w:val="num" w:pos="2160"/>
+        </w:tabs>
+        <w:ind w:left="2160" w:hanging="360"/>
+      </w:pPr>
+      <w:rPr>
+        <w:rFonts w:ascii="Wingdings" w:hAnsi="Wingdings" w:hint="default"/>
+        <w:sz w:val="20"/>
+      </w:rPr>
+    </w:lvl>
+    <w:lvl w:ilvl="3" w:tentative="1">
+      <w:start w:val="1"/>
+      <w:numFmt w:val="bullet"/>
+      <w:lvlText w:val=""/>
+      <w:lvlJc w:val="left"/>
+      <w:pPr>
+        <w:tabs>
+          <w:tab w:val="num" w:pos="2880"/>
+        </w:tabs>
+        <w:ind w:left="2880" w:hanging="360"/>
+      </w:pPr>
+      <w:rPr>
+        <w:rFonts w:ascii="Wingdings" w:hAnsi="Wingdings" w:hint="default"/>
+        <w:sz w:val="20"/>
+      </w:rPr>
+    </w:lvl>
+    <w:lvl w:ilvl="4" w:tentative="1">
+      <w:start w:val="1"/>
+      <w:numFmt w:val="bullet"/>
+      <w:lvlText w:val=""/>
+      <w:lvlJc w:val="left"/>
+      <w:pPr>
+        <w:tabs>
+          <w:tab w:val="num" w:pos="3600"/>
+        </w:tabs>
+        <w:ind w:left="3600" w:hanging="360"/>
+      </w:pPr>
+      <w:rPr>
+        <w:rFonts w:ascii="Wingdings" w:hAnsi="Wingdings" w:hint="default"/>
+        <w:sz w:val="20"/>
+      </w:rPr>
+    </w:lvl>
+    <w:lvl w:ilvl="5" w:tentative="1">
+      <w:start w:val="1"/>
+      <w:numFmt w:val="bullet"/>
+      <w:lvlText w:val=""/>
+      <w:lvlJc w:val="left"/>
+      <w:pPr>
+        <w:tabs>
+          <w:tab w:val="num" w:pos="4320"/>
+        </w:tabs>
+        <w:ind w:left="4320" w:hanging="360"/>
+      </w:pPr>
+      <w:rPr>
+        <w:rFonts w:ascii="Wingdings" w:hAnsi="Wingdings" w:hint="default"/>
+        <w:sz w:val="20"/>
+      </w:rPr>
+    </w:lvl>
+    <w:lvl w:ilvl="6" w:tentative="1">
+      <w:start w:val="1"/>
+      <w:numFmt w:val="bullet"/>
+      <w:lvlText w:val=""/>
+      <w:lvlJc w:val="left"/>
+      <w:pPr>
+        <w:tabs>
+          <w:tab w:val="num" w:pos="5040"/>
+        </w:tabs>
+        <w:ind w:left="5040" w:hanging="360"/>
+      </w:pPr>
+      <w:rPr>
+        <w:rFonts w:ascii="Wingdings" w:hAnsi="Wingdings" w:hint="default"/>
+        <w:sz w:val="20"/>
+      </w:rPr>
+    </w:lvl>
+    <w:lvl w:ilvl="7" w:tentative="1">
+      <w:start w:val="1"/>
+      <w:numFmt w:val="bullet"/>
+      <w:lvlText w:val=""/>
+      <w:lvlJc w:val="left"/>
+      <w:pPr>
+        <w:tabs>
+          <w:tab w:val="num" w:pos="5760"/>
+        </w:tabs>
+        <w:ind w:left="5760" w:hanging="360"/>
+      </w:pPr>
+      <w:rPr>
+        <w:rFonts w:ascii="Wingdings" w:hAnsi="Wingdings" w:hint="default"/>
+        <w:sz w:val="20"/>
+      </w:rPr>
+    </w:lvl>
+    <w:lvl w:ilvl="8" w:tentative="1">
+      <w:start w:val="1"/>
+      <w:numFmt w:val="bullet"/>
+      <w:lvlText w:val=""/>
+      <w:lvlJc w:val="left"/>
+      <w:pPr>
+        <w:tabs>
+          <w:tab w:val="num" w:pos="6480"/>
+        </w:tabs>
+        <w:ind w:left="6480" w:hanging="360"/>
+      </w:pPr>
+      <w:rPr>
+        <w:rFonts w:ascii="Wingdings" w:hAnsi="Wingdings" w:hint="default"/>
+        <w:sz w:val="20"/>
+      </w:rPr>
+    </w:lvl>
+  </w:abstractNum>
+  <w:abstractNum w:abstractNumId="3" w15:restartNumberingAfterBreak="0">
+    <w:nsid w:val="0DD85172"/>
+    <w:multiLevelType w:val="multilevel"/>
+    <w:tmpl w:val="AD504C34"/>
+    <w:lvl w:ilvl="0">
+      <w:start w:val="1"/>
+      <w:numFmt w:val="bullet"/>
+      <w:lvlText w:val=""/>
+      <w:lvlJc w:val="left"/>
+      <w:pPr>
+        <w:tabs>
+          <w:tab w:val="num" w:pos="720"/>
+        </w:tabs>
+        <w:ind w:left="720" w:hanging="360"/>
+      </w:pPr>
+      <w:rPr>
+        <w:rFonts w:ascii="Symbol" w:hAnsi="Symbol" w:hint="default"/>
+        <w:sz w:val="20"/>
+      </w:rPr>
+    </w:lvl>
+    <w:lvl w:ilvl="1" w:tentative="1">
+      <w:start w:val="1"/>
+      <w:numFmt w:val="bullet"/>
+      <w:lvlText w:val="o"/>
+      <w:lvlJc w:val="left"/>
+      <w:pPr>
+        <w:tabs>
+          <w:tab w:val="num" w:pos="1440"/>
+        </w:tabs>
+        <w:ind w:left="1440" w:hanging="360"/>
+      </w:pPr>
+      <w:rPr>
+        <w:rFonts w:ascii="Courier New" w:hAnsi="Courier New" w:hint="default"/>
+        <w:sz w:val="20"/>
+      </w:rPr>
+    </w:lvl>
+    <w:lvl w:ilvl="2" w:tentative="1">
+      <w:start w:val="1"/>
+      <w:numFmt w:val="bullet"/>
+      <w:lvlText w:val=""/>
+      <w:lvlJc w:val="left"/>
+      <w:pPr>
+        <w:tabs>
+          <w:tab w:val="num" w:pos="2160"/>
+        </w:tabs>
+        <w:ind w:left="2160" w:hanging="360"/>
+      </w:pPr>
+      <w:rPr>
+        <w:rFonts w:ascii="Wingdings" w:hAnsi="Wingdings" w:hint="default"/>
+        <w:sz w:val="20"/>
+      </w:rPr>
+    </w:lvl>
+    <w:lvl w:ilvl="3" w:tentative="1">
+      <w:start w:val="1"/>
+      <w:numFmt w:val="bullet"/>
+      <w:lvlText w:val=""/>
+      <w:lvlJc w:val="left"/>
+      <w:pPr>
+        <w:tabs>
+          <w:tab w:val="num" w:pos="2880"/>
+        </w:tabs>
+        <w:ind w:left="2880" w:hanging="360"/>
+      </w:pPr>
+      <w:rPr>
+        <w:rFonts w:ascii="Wingdings" w:hAnsi="Wingdings" w:hint="default"/>
+        <w:sz w:val="20"/>
+      </w:rPr>
+    </w:lvl>
+    <w:lvl w:ilvl="4" w:tentative="1">
+      <w:start w:val="1"/>
+      <w:numFmt w:val="bullet"/>
+      <w:lvlText w:val=""/>
+      <w:lvlJc w:val="left"/>
+      <w:pPr>
+        <w:tabs>
+          <w:tab w:val="num" w:pos="3600"/>
+        </w:tabs>
+        <w:ind w:left="3600" w:hanging="360"/>
+      </w:pPr>
+      <w:rPr>
+        <w:rFonts w:ascii="Wingdings" w:hAnsi="Wingdings" w:hint="default"/>
+        <w:sz w:val="20"/>
+      </w:rPr>
+    </w:lvl>
+    <w:lvl w:ilvl="5" w:tentative="1">
+      <w:start w:val="1"/>
+      <w:numFmt w:val="bullet"/>
+      <w:lvlText w:val=""/>
+      <w:lvlJc w:val="left"/>
+      <w:pPr>
+        <w:tabs>
+          <w:tab w:val="num" w:pos="4320"/>
+        </w:tabs>
+        <w:ind w:left="4320" w:hanging="360"/>
+      </w:pPr>
+      <w:rPr>
+        <w:rFonts w:ascii="Wingdings" w:hAnsi="Wingdings" w:hint="default"/>
+        <w:sz w:val="20"/>
+      </w:rPr>
+    </w:lvl>
+    <w:lvl w:ilvl="6" w:tentative="1">
+      <w:start w:val="1"/>
+      <w:numFmt w:val="bullet"/>
+      <w:lvlText w:val=""/>
+      <w:lvlJc w:val="left"/>
+      <w:pPr>
+        <w:tabs>
+          <w:tab w:val="num" w:pos="5040"/>
+        </w:tabs>
+        <w:ind w:left="5040" w:hanging="360"/>
+      </w:pPr>
+      <w:rPr>
+        <w:rFonts w:ascii="Wingdings" w:hAnsi="Wingdings" w:hint="default"/>
+        <w:sz w:val="20"/>
+      </w:rPr>
+    </w:lvl>
+    <w:lvl w:ilvl="7" w:tentative="1">
+      <w:start w:val="1"/>
+      <w:numFmt w:val="bullet"/>
+      <w:lvlText w:val=""/>
+      <w:lvlJc w:val="left"/>
+      <w:pPr>
+        <w:tabs>
+          <w:tab w:val="num" w:pos="5760"/>
+        </w:tabs>
+        <w:ind w:left="5760" w:hanging="360"/>
+      </w:pPr>
+      <w:rPr>
+        <w:rFonts w:ascii="Wingdings" w:hAnsi="Wingdings" w:hint="default"/>
+        <w:sz w:val="20"/>
+      </w:rPr>
+    </w:lvl>
+    <w:lvl w:ilvl="8" w:tentative="1">
+      <w:start w:val="1"/>
+      <w:numFmt w:val="bullet"/>
+      <w:lvlText w:val=""/>
+      <w:lvlJc w:val="left"/>
+      <w:pPr>
+        <w:tabs>
+          <w:tab w:val="num" w:pos="6480"/>
+        </w:tabs>
+        <w:ind w:left="6480" w:hanging="360"/>
+      </w:pPr>
+      <w:rPr>
+        <w:rFonts w:ascii="Wingdings" w:hAnsi="Wingdings" w:hint="default"/>
+        <w:sz w:val="20"/>
+      </w:rPr>
+    </w:lvl>
+  </w:abstractNum>
+  <w:abstractNum w:abstractNumId="4" w15:restartNumberingAfterBreak="0">
+    <w:nsid w:val="107C11AD"/>
+    <w:multiLevelType w:val="multilevel"/>
+    <w:tmpl w:val="7F821906"/>
+    <w:lvl w:ilvl="0">
+      <w:start w:val="1"/>
+      <w:numFmt w:val="bullet"/>
+      <w:lvlText w:val=""/>
+      <w:lvlJc w:val="left"/>
+      <w:pPr>
+        <w:tabs>
+          <w:tab w:val="num" w:pos="720"/>
+        </w:tabs>
+        <w:ind w:left="720" w:hanging="360"/>
+      </w:pPr>
+      <w:rPr>
+        <w:rFonts w:ascii="Symbol" w:hAnsi="Symbol" w:hint="default"/>
+        <w:sz w:val="20"/>
+      </w:rPr>
+    </w:lvl>
+    <w:lvl w:ilvl="1" w:tentative="1">
+      <w:start w:val="1"/>
+      <w:numFmt w:val="bullet"/>
+      <w:lvlText w:val="o"/>
+      <w:lvlJc w:val="left"/>
+      <w:pPr>
+        <w:tabs>
+          <w:tab w:val="num" w:pos="1440"/>
+        </w:tabs>
+        <w:ind w:left="1440" w:hanging="360"/>
+      </w:pPr>
+      <w:rPr>
+        <w:rFonts w:ascii="Courier New" w:hAnsi="Courier New" w:hint="default"/>
+        <w:sz w:val="20"/>
+      </w:rPr>
+    </w:lvl>
+    <w:lvl w:ilvl="2" w:tentative="1">
+      <w:start w:val="1"/>
+      <w:numFmt w:val="bullet"/>
+      <w:lvlText w:val=""/>
+      <w:lvlJc w:val="left"/>
+      <w:pPr>
+        <w:tabs>
+          <w:tab w:val="num" w:pos="2160"/>
+        </w:tabs>
+        <w:ind w:left="2160" w:hanging="360"/>
+      </w:pPr>
+      <w:rPr>
+        <w:rFonts w:ascii="Wingdings" w:hAnsi="Wingdings" w:hint="default"/>
+        <w:sz w:val="20"/>
+      </w:rPr>
+    </w:lvl>
+    <w:lvl w:ilvl="3" w:tentative="1">
+      <w:start w:val="1"/>
+      <w:numFmt w:val="bullet"/>
+      <w:lvlText w:val=""/>
+      <w:lvlJc w:val="left"/>
+      <w:pPr>
+        <w:tabs>
+          <w:tab w:val="num" w:pos="2880"/>
+        </w:tabs>
+        <w:ind w:left="2880" w:hanging="360"/>
+      </w:pPr>
+      <w:rPr>
+        <w:rFonts w:ascii="Wingdings" w:hAnsi="Wingdings" w:hint="default"/>
+        <w:sz w:val="20"/>
+      </w:rPr>
+    </w:lvl>
+    <w:lvl w:ilvl="4" w:tentative="1">
+      <w:start w:val="1"/>
+      <w:numFmt w:val="bullet"/>
+      <w:lvlText w:val=""/>
+      <w:lvlJc w:val="left"/>
+      <w:pPr>
+        <w:tabs>
+          <w:tab w:val="num" w:pos="3600"/>
+        </w:tabs>
+        <w:ind w:left="3600" w:hanging="360"/>
+      </w:pPr>
+      <w:rPr>
+        <w:rFonts w:ascii="Wingdings" w:hAnsi="Wingdings" w:hint="default"/>
+        <w:sz w:val="20"/>
+      </w:rPr>
+    </w:lvl>
+    <w:lvl w:ilvl="5" w:tentative="1">
+      <w:start w:val="1"/>
+      <w:numFmt w:val="bullet"/>
+      <w:lvlText w:val=""/>
+      <w:lvlJc w:val="left"/>
+      <w:pPr>
+        <w:tabs>
+          <w:tab w:val="num" w:pos="4320"/>
+        </w:tabs>
+        <w:ind w:left="4320" w:hanging="360"/>
+      </w:pPr>
+      <w:rPr>
+        <w:rFonts w:ascii="Wingdings" w:hAnsi="Wingdings" w:hint="default"/>
+        <w:sz w:val="20"/>
+      </w:rPr>
+    </w:lvl>
+    <w:lvl w:ilvl="6" w:tentative="1">
+      <w:start w:val="1"/>
+      <w:numFmt w:val="bullet"/>
+      <w:lvlText w:val=""/>
+      <w:lvlJc w:val="left"/>
+      <w:pPr>
+        <w:tabs>
+          <w:tab w:val="num" w:pos="5040"/>
+        </w:tabs>
+        <w:ind w:left="5040" w:hanging="360"/>
+      </w:pPr>
+      <w:rPr>
+        <w:rFonts w:ascii="Wingdings" w:hAnsi="Wingdings" w:hint="default"/>
+        <w:sz w:val="20"/>
+      </w:rPr>
+    </w:lvl>
+    <w:lvl w:ilvl="7" w:tentative="1">
+      <w:start w:val="1"/>
+      <w:numFmt w:val="bullet"/>
+      <w:lvlText w:val=""/>
+      <w:lvlJc w:val="left"/>
+      <w:pPr>
+        <w:tabs>
+          <w:tab w:val="num" w:pos="5760"/>
+        </w:tabs>
+        <w:ind w:left="5760" w:hanging="360"/>
+      </w:pPr>
+      <w:rPr>
+        <w:rFonts w:ascii="Wingdings" w:hAnsi="Wingdings" w:hint="default"/>
+        <w:sz w:val="20"/>
+      </w:rPr>
+    </w:lvl>
+    <w:lvl w:ilvl="8" w:tentative="1">
+      <w:start w:val="1"/>
+      <w:numFmt w:val="bullet"/>
+      <w:lvlText w:val=""/>
+      <w:lvlJc w:val="left"/>
+      <w:pPr>
+        <w:tabs>
+          <w:tab w:val="num" w:pos="6480"/>
+        </w:tabs>
+        <w:ind w:left="6480" w:hanging="360"/>
+      </w:pPr>
+      <w:rPr>
+        <w:rFonts w:ascii="Wingdings" w:hAnsi="Wingdings" w:hint="default"/>
+        <w:sz w:val="20"/>
+      </w:rPr>
+    </w:lvl>
+  </w:abstractNum>
+  <w:abstractNum w:abstractNumId="5" w15:restartNumberingAfterBreak="0">
+    <w:nsid w:val="2174124A"/>
+    <w:multiLevelType w:val="multilevel"/>
+    <w:tmpl w:val="9B5803AE"/>
+    <w:lvl w:ilvl="0">
+      <w:start w:val="1"/>
+      <w:numFmt w:val="bullet"/>
+      <w:lvlText w:val=""/>
+      <w:lvlJc w:val="left"/>
+      <w:pPr>
+        <w:tabs>
+          <w:tab w:val="num" w:pos="720"/>
+        </w:tabs>
+        <w:ind w:left="720" w:hanging="360"/>
+      </w:pPr>
+      <w:rPr>
+        <w:rFonts w:ascii="Symbol" w:hAnsi="Symbol" w:hint="default"/>
+        <w:sz w:val="20"/>
+      </w:rPr>
+    </w:lvl>
+    <w:lvl w:ilvl="1" w:tentative="1">
+      <w:start w:val="1"/>
+      <w:numFmt w:val="bullet"/>
+      <w:lvlText w:val="o"/>
+      <w:lvlJc w:val="left"/>
+      <w:pPr>
+        <w:tabs>
+          <w:tab w:val="num" w:pos="1440"/>
+        </w:tabs>
+        <w:ind w:left="1440" w:hanging="360"/>
+      </w:pPr>
+      <w:rPr>
+        <w:rFonts w:ascii="Courier New" w:hAnsi="Courier New" w:hint="default"/>
+        <w:sz w:val="20"/>
+      </w:rPr>
+    </w:lvl>
+    <w:lvl w:ilvl="2" w:tentative="1">
+      <w:start w:val="1"/>
+      <w:numFmt w:val="bullet"/>
+      <w:lvlText w:val=""/>
+      <w:lvlJc w:val="left"/>
+      <w:pPr>
+        <w:tabs>
+          <w:tab w:val="num" w:pos="2160"/>
+        </w:tabs>
+        <w:ind w:left="2160" w:hanging="360"/>
+      </w:pPr>
+      <w:rPr>
+        <w:rFonts w:ascii="Wingdings" w:hAnsi="Wingdings" w:hint="default"/>
+        <w:sz w:val="20"/>
+      </w:rPr>
+    </w:lvl>
+    <w:lvl w:ilvl="3" w:tentative="1">
+      <w:start w:val="1"/>
+      <w:numFmt w:val="bullet"/>
+      <w:lvlText w:val=""/>
+      <w:lvlJc w:val="left"/>
+      <w:pPr>
+        <w:tabs>
+          <w:tab w:val="num" w:pos="2880"/>
+        </w:tabs>
+        <w:ind w:left="2880" w:hanging="360"/>
+      </w:pPr>
+      <w:rPr>
+        <w:rFonts w:ascii="Wingdings" w:hAnsi="Wingdings" w:hint="default"/>
+        <w:sz w:val="20"/>
+      </w:rPr>
+    </w:lvl>
+    <w:lvl w:ilvl="4" w:tentative="1">
+      <w:start w:val="1"/>
+      <w:numFmt w:val="bullet"/>
+      <w:lvlText w:val=""/>
+      <w:lvlJc w:val="left"/>
+      <w:pPr>
+        <w:tabs>
+          <w:tab w:val="num" w:pos="3600"/>
+        </w:tabs>
+        <w:ind w:left="3600" w:hanging="360"/>
+      </w:pPr>
+      <w:rPr>
+        <w:rFonts w:ascii="Wingdings" w:hAnsi="Wingdings" w:hint="default"/>
+        <w:sz w:val="20"/>
+      </w:rPr>
+    </w:lvl>
+    <w:lvl w:ilvl="5" w:tentative="1">
+      <w:start w:val="1"/>
+      <w:numFmt w:val="bullet"/>
+      <w:lvlText w:val=""/>
+      <w:lvlJc w:val="left"/>
+      <w:pPr>
+        <w:tabs>
+          <w:tab w:val="num" w:pos="4320"/>
+        </w:tabs>
+        <w:ind w:left="4320" w:hanging="360"/>
+      </w:pPr>
+      <w:rPr>
+        <w:rFonts w:ascii="Wingdings" w:hAnsi="Wingdings" w:hint="default"/>
+        <w:sz w:val="20"/>
+      </w:rPr>
+    </w:lvl>
+    <w:lvl w:ilvl="6" w:tentative="1">
+      <w:start w:val="1"/>
+      <w:numFmt w:val="bullet"/>
+      <w:lvlText w:val=""/>
+      <w:lvlJc w:val="left"/>
+      <w:pPr>
+        <w:tabs>
+          <w:tab w:val="num" w:pos="5040"/>
+        </w:tabs>
+        <w:ind w:left="5040" w:hanging="360"/>
+      </w:pPr>
+      <w:rPr>
+        <w:rFonts w:ascii="Wingdings" w:hAnsi="Wingdings" w:hint="default"/>
+        <w:sz w:val="20"/>
+      </w:rPr>
+    </w:lvl>
+    <w:lvl w:ilvl="7" w:tentative="1">
+      <w:start w:val="1"/>
+      <w:numFmt w:val="bullet"/>
+      <w:lvlText w:val=""/>
+      <w:lvlJc w:val="left"/>
+      <w:pPr>
+        <w:tabs>
+          <w:tab w:val="num" w:pos="5760"/>
+        </w:tabs>
+        <w:ind w:left="5760" w:hanging="360"/>
+      </w:pPr>
+      <w:rPr>
+        <w:rFonts w:ascii="Wingdings" w:hAnsi="Wingdings" w:hint="default"/>
+        <w:sz w:val="20"/>
+      </w:rPr>
+    </w:lvl>
+    <w:lvl w:ilvl="8" w:tentative="1">
+      <w:start w:val="1"/>
+      <w:numFmt w:val="bullet"/>
+      <w:lvlText w:val=""/>
+      <w:lvlJc w:val="left"/>
+      <w:pPr>
+        <w:tabs>
+          <w:tab w:val="num" w:pos="6480"/>
+        </w:tabs>
+        <w:ind w:left="6480" w:hanging="360"/>
+      </w:pPr>
+      <w:rPr>
+        <w:rFonts w:ascii="Wingdings" w:hAnsi="Wingdings" w:hint="default"/>
+        <w:sz w:val="20"/>
+      </w:rPr>
+    </w:lvl>
+  </w:abstractNum>
+  <w:abstractNum w:abstractNumId="6" w15:restartNumberingAfterBreak="0">
+    <w:nsid w:val="24255E4A"/>
+    <w:multiLevelType w:val="multilevel"/>
+    <w:tmpl w:val="2E68CE3A"/>
+    <w:lvl w:ilvl="0">
+      <w:start w:val="1"/>
+      <w:numFmt w:val="bullet"/>
+      <w:lvlText w:val=""/>
+      <w:lvlJc w:val="left"/>
+      <w:pPr>
+        <w:tabs>
+          <w:tab w:val="num" w:pos="720"/>
+        </w:tabs>
+        <w:ind w:left="720" w:hanging="360"/>
+      </w:pPr>
+      <w:rPr>
+        <w:rFonts w:ascii="Symbol" w:hAnsi="Symbol" w:hint="default"/>
+        <w:sz w:val="20"/>
+      </w:rPr>
+    </w:lvl>
+    <w:lvl w:ilvl="1" w:tentative="1">
+      <w:start w:val="1"/>
+      <w:numFmt w:val="bullet"/>
+      <w:lvlText w:val="o"/>
+      <w:lvlJc w:val="left"/>
+      <w:pPr>
+        <w:tabs>
+          <w:tab w:val="num" w:pos="1440"/>
+        </w:tabs>
+        <w:ind w:left="1440" w:hanging="360"/>
+      </w:pPr>
+      <w:rPr>
+        <w:rFonts w:ascii="Courier New" w:hAnsi="Courier New" w:hint="default"/>
+        <w:sz w:val="20"/>
+      </w:rPr>
+    </w:lvl>
+    <w:lvl w:ilvl="2" w:tentative="1">
+      <w:start w:val="1"/>
+      <w:numFmt w:val="bullet"/>
+      <w:lvlText w:val=""/>
+      <w:lvlJc w:val="left"/>
+      <w:pPr>
+        <w:tabs>
+          <w:tab w:val="num" w:pos="2160"/>
+        </w:tabs>
+        <w:ind w:left="2160" w:hanging="360"/>
+      </w:pPr>
+      <w:rPr>
+        <w:rFonts w:ascii="Wingdings" w:hAnsi="Wingdings" w:hint="default"/>
+        <w:sz w:val="20"/>
+      </w:rPr>
+    </w:lvl>
+    <w:lvl w:ilvl="3" w:tentative="1">
+      <w:start w:val="1"/>
+      <w:numFmt w:val="bullet"/>
+      <w:lvlText w:val=""/>
+      <w:lvlJc w:val="left"/>
+      <w:pPr>
+        <w:tabs>
+          <w:tab w:val="num" w:pos="2880"/>
+        </w:tabs>
+        <w:ind w:left="2880" w:hanging="360"/>
+      </w:pPr>
+      <w:rPr>
+        <w:rFonts w:ascii="Wingdings" w:hAnsi="Wingdings" w:hint="default"/>
+        <w:sz w:val="20"/>
+      </w:rPr>
+    </w:lvl>
+    <w:lvl w:ilvl="4" w:tentative="1">
+      <w:start w:val="1"/>
+      <w:numFmt w:val="bullet"/>
+      <w:lvlText w:val=""/>
+      <w:lvlJc w:val="left"/>
+      <w:pPr>
+        <w:tabs>
+          <w:tab w:val="num" w:pos="3600"/>
+        </w:tabs>
+        <w:ind w:left="3600" w:hanging="360"/>
+      </w:pPr>
+      <w:rPr>
+        <w:rFonts w:ascii="Wingdings" w:hAnsi="Wingdings" w:hint="default"/>
+        <w:sz w:val="20"/>
+      </w:rPr>
+    </w:lvl>
+    <w:lvl w:ilvl="5" w:tentative="1">
+      <w:start w:val="1"/>
+      <w:numFmt w:val="bullet"/>
+      <w:lvlText w:val=""/>
+      <w:lvlJc w:val="left"/>
+      <w:pPr>
+        <w:tabs>
+          <w:tab w:val="num" w:pos="4320"/>
+        </w:tabs>
+        <w:ind w:left="4320" w:hanging="360"/>
+      </w:pPr>
+      <w:rPr>
+        <w:rFonts w:ascii="Wingdings" w:hAnsi="Wingdings" w:hint="default"/>
+        <w:sz w:val="20"/>
+      </w:rPr>
+    </w:lvl>
+    <w:lvl w:ilvl="6" w:tentative="1">
+      <w:start w:val="1"/>
+      <w:numFmt w:val="bullet"/>
+      <w:lvlText w:val=""/>
+      <w:lvlJc w:val="left"/>
+      <w:pPr>
+        <w:tabs>
+          <w:tab w:val="num" w:pos="5040"/>
+        </w:tabs>
+        <w:ind w:left="5040" w:hanging="360"/>
+      </w:pPr>
+      <w:rPr>
+        <w:rFonts w:ascii="Wingdings" w:hAnsi="Wingdings" w:hint="default"/>
+        <w:sz w:val="20"/>
+      </w:rPr>
+    </w:lvl>
+    <w:lvl w:ilvl="7" w:tentative="1">
+      <w:start w:val="1"/>
+      <w:numFmt w:val="bullet"/>
+      <w:lvlText w:val=""/>
+      <w:lvlJc w:val="left"/>
+      <w:pPr>
+        <w:tabs>
+          <w:tab w:val="num" w:pos="5760"/>
+        </w:tabs>
+        <w:ind w:left="5760" w:hanging="360"/>
+      </w:pPr>
+      <w:rPr>
+        <w:rFonts w:ascii="Wingdings" w:hAnsi="Wingdings" w:hint="default"/>
+        <w:sz w:val="20"/>
+      </w:rPr>
+    </w:lvl>
+    <w:lvl w:ilvl="8" w:tentative="1">
+      <w:start w:val="1"/>
+      <w:numFmt w:val="bullet"/>
+      <w:lvlText w:val=""/>
+      <w:lvlJc w:val="left"/>
+      <w:pPr>
+        <w:tabs>
+          <w:tab w:val="num" w:pos="6480"/>
+        </w:tabs>
+        <w:ind w:left="6480" w:hanging="360"/>
+      </w:pPr>
+      <w:rPr>
+        <w:rFonts w:ascii="Wingdings" w:hAnsi="Wingdings" w:hint="default"/>
+        <w:sz w:val="20"/>
+      </w:rPr>
+    </w:lvl>
+  </w:abstractNum>
+  <w:abstractNum w:abstractNumId="7" w15:restartNumberingAfterBreak="0">
+    <w:nsid w:val="2B272627"/>
+    <w:multiLevelType w:val="multilevel"/>
+    <w:tmpl w:val="A548607C"/>
+    <w:lvl w:ilvl="0">
+      <w:start w:val="1"/>
+      <w:numFmt w:val="bullet"/>
+      <w:lvlText w:val=""/>
+      <w:lvlJc w:val="left"/>
+      <w:pPr>
+        <w:tabs>
+          <w:tab w:val="num" w:pos="720"/>
+        </w:tabs>
+        <w:ind w:left="720" w:hanging="360"/>
+      </w:pPr>
+      <w:rPr>
+        <w:rFonts w:ascii="Symbol" w:hAnsi="Symbol" w:hint="default"/>
+        <w:sz w:val="20"/>
+      </w:rPr>
+    </w:lvl>
+    <w:lvl w:ilvl="1" w:tentative="1">
+      <w:start w:val="1"/>
+      <w:numFmt w:val="bullet"/>
+      <w:lvlText w:val="o"/>
+      <w:lvlJc w:val="left"/>
+      <w:pPr>
+        <w:tabs>
+          <w:tab w:val="num" w:pos="1440"/>
+        </w:tabs>
+        <w:ind w:left="1440" w:hanging="360"/>
+      </w:pPr>
+      <w:rPr>
+        <w:rFonts w:ascii="Courier New" w:hAnsi="Courier New" w:hint="default"/>
+        <w:sz w:val="20"/>
+      </w:rPr>
+    </w:lvl>
+    <w:lvl w:ilvl="2" w:tentative="1">
+      <w:start w:val="1"/>
+      <w:numFmt w:val="bullet"/>
+      <w:lvlText w:val=""/>
+      <w:lvlJc w:val="left"/>
+      <w:pPr>
+        <w:tabs>
+          <w:tab w:val="num" w:pos="2160"/>
+        </w:tabs>
+        <w:ind w:left="2160" w:hanging="360"/>
+      </w:pPr>
+      <w:rPr>
+        <w:rFonts w:ascii="Wingdings" w:hAnsi="Wingdings" w:hint="default"/>
+        <w:sz w:val="20"/>
+      </w:rPr>
+    </w:lvl>
+    <w:lvl w:ilvl="3" w:tentative="1">
+      <w:start w:val="1"/>
+      <w:numFmt w:val="bullet"/>
+      <w:lvlText w:val=""/>
+      <w:lvlJc w:val="left"/>
+      <w:pPr>
+        <w:tabs>
+          <w:tab w:val="num" w:pos="2880"/>
+        </w:tabs>
+        <w:ind w:left="2880" w:hanging="360"/>
+      </w:pPr>
+      <w:rPr>
+        <w:rFonts w:ascii="Wingdings" w:hAnsi="Wingdings" w:hint="default"/>
+        <w:sz w:val="20"/>
+      </w:rPr>
+    </w:lvl>
+    <w:lvl w:ilvl="4" w:tentative="1">
+      <w:start w:val="1"/>
+      <w:numFmt w:val="bullet"/>
+      <w:lvlText w:val=""/>
+      <w:lvlJc w:val="left"/>
+      <w:pPr>
+        <w:tabs>
+          <w:tab w:val="num" w:pos="3600"/>
+        </w:tabs>
+        <w:ind w:left="3600" w:hanging="360"/>
+      </w:pPr>
+      <w:rPr>
+        <w:rFonts w:ascii="Wingdings" w:hAnsi="Wingdings" w:hint="default"/>
+        <w:sz w:val="20"/>
+      </w:rPr>
+    </w:lvl>
+    <w:lvl w:ilvl="5" w:tentative="1">
+      <w:start w:val="1"/>
+      <w:numFmt w:val="bullet"/>
+      <w:lvlText w:val=""/>
+      <w:lvlJc w:val="left"/>
+      <w:pPr>
+        <w:tabs>
+          <w:tab w:val="num" w:pos="4320"/>
+        </w:tabs>
+        <w:ind w:left="4320" w:hanging="360"/>
+      </w:pPr>
+      <w:rPr>
+        <w:rFonts w:ascii="Wingdings" w:hAnsi="Wingdings" w:hint="default"/>
+        <w:sz w:val="20"/>
+      </w:rPr>
+    </w:lvl>
+    <w:lvl w:ilvl="6" w:tentative="1">
+      <w:start w:val="1"/>
+      <w:numFmt w:val="bullet"/>
+      <w:lvlText w:val=""/>
+      <w:lvlJc w:val="left"/>
+      <w:pPr>
+        <w:tabs>
+          <w:tab w:val="num" w:pos="5040"/>
+        </w:tabs>
+        <w:ind w:left="5040" w:hanging="360"/>
+      </w:pPr>
+      <w:rPr>
+        <w:rFonts w:ascii="Wingdings" w:hAnsi="Wingdings" w:hint="default"/>
+        <w:sz w:val="20"/>
+      </w:rPr>
+    </w:lvl>
+    <w:lvl w:ilvl="7" w:tentative="1">
+      <w:start w:val="1"/>
+      <w:numFmt w:val="bullet"/>
+      <w:lvlText w:val=""/>
+      <w:lvlJc w:val="left"/>
+      <w:pPr>
+        <w:tabs>
+          <w:tab w:val="num" w:pos="5760"/>
+        </w:tabs>
+        <w:ind w:left="5760" w:hanging="360"/>
+      </w:pPr>
+      <w:rPr>
+        <w:rFonts w:ascii="Wingdings" w:hAnsi="Wingdings" w:hint="default"/>
+        <w:sz w:val="20"/>
+      </w:rPr>
+    </w:lvl>
+    <w:lvl w:ilvl="8" w:tentative="1">
+      <w:start w:val="1"/>
+      <w:numFmt w:val="bullet"/>
+      <w:lvlText w:val=""/>
+      <w:lvlJc w:val="left"/>
+      <w:pPr>
+        <w:tabs>
+          <w:tab w:val="num" w:pos="6480"/>
+        </w:tabs>
+        <w:ind w:left="6480" w:hanging="360"/>
+      </w:pPr>
+      <w:rPr>
+        <w:rFonts w:ascii="Wingdings" w:hAnsi="Wingdings" w:hint="default"/>
+        <w:sz w:val="20"/>
+      </w:rPr>
+    </w:lvl>
+  </w:abstractNum>
+  <w:abstractNum w:abstractNumId="8" w15:restartNumberingAfterBreak="0">
+    <w:nsid w:val="330A4E34"/>
+    <w:multiLevelType w:val="multilevel"/>
+    <w:tmpl w:val="B84A97B2"/>
+    <w:lvl w:ilvl="0">
+      <w:start w:val="1"/>
+      <w:numFmt w:val="bullet"/>
+      <w:lvlText w:val=""/>
+      <w:lvlJc w:val="left"/>
+      <w:pPr>
+        <w:tabs>
+          <w:tab w:val="num" w:pos="720"/>
+        </w:tabs>
+        <w:ind w:left="720" w:hanging="360"/>
+      </w:pPr>
+      <w:rPr>
+        <w:rFonts w:ascii="Symbol" w:hAnsi="Symbol" w:hint="default"/>
+        <w:sz w:val="20"/>
+      </w:rPr>
+    </w:lvl>
+    <w:lvl w:ilvl="1" w:tentative="1">
+      <w:start w:val="1"/>
+      <w:numFmt w:val="bullet"/>
+      <w:lvlText w:val="o"/>
+      <w:lvlJc w:val="left"/>
+      <w:pPr>
+        <w:tabs>
+          <w:tab w:val="num" w:pos="1440"/>
+        </w:tabs>
+        <w:ind w:left="1440" w:hanging="360"/>
+      </w:pPr>
+      <w:rPr>
+        <w:rFonts w:ascii="Courier New" w:hAnsi="Courier New" w:hint="default"/>
+        <w:sz w:val="20"/>
+      </w:rPr>
+    </w:lvl>
+    <w:lvl w:ilvl="2" w:tentative="1">
+      <w:start w:val="1"/>
+      <w:numFmt w:val="bullet"/>
+      <w:lvlText w:val=""/>
+      <w:lvlJc w:val="left"/>
+      <w:pPr>
+        <w:tabs>
+          <w:tab w:val="num" w:pos="2160"/>
+        </w:tabs>
+        <w:ind w:left="2160" w:hanging="360"/>
+      </w:pPr>
+      <w:rPr>
+        <w:rFonts w:ascii="Wingdings" w:hAnsi="Wingdings" w:hint="default"/>
+        <w:sz w:val="20"/>
+      </w:rPr>
+    </w:lvl>
+    <w:lvl w:ilvl="3" w:tentative="1">
+      <w:start w:val="1"/>
+      <w:numFmt w:val="bullet"/>
+      <w:lvlText w:val=""/>
+      <w:lvlJc w:val="left"/>
+      <w:pPr>
+        <w:tabs>
+          <w:tab w:val="num" w:pos="2880"/>
+        </w:tabs>
+        <w:ind w:left="2880" w:hanging="360"/>
+      </w:pPr>
+      <w:rPr>
+        <w:rFonts w:ascii="Wingdings" w:hAnsi="Wingdings" w:hint="default"/>
+        <w:sz w:val="20"/>
+      </w:rPr>
+    </w:lvl>
+    <w:lvl w:ilvl="4" w:tentative="1">
+      <w:start w:val="1"/>
+      <w:numFmt w:val="bullet"/>
+      <w:lvlText w:val=""/>
+      <w:lvlJc w:val="left"/>
+      <w:pPr>
+        <w:tabs>
+          <w:tab w:val="num" w:pos="3600"/>
+        </w:tabs>
+        <w:ind w:left="3600" w:hanging="360"/>
+      </w:pPr>
+      <w:rPr>
+        <w:rFonts w:ascii="Wingdings" w:hAnsi="Wingdings" w:hint="default"/>
+        <w:sz w:val="20"/>
+      </w:rPr>
+    </w:lvl>
+    <w:lvl w:ilvl="5" w:tentative="1">
+      <w:start w:val="1"/>
+      <w:numFmt w:val="bullet"/>
+      <w:lvlText w:val=""/>
+      <w:lvlJc w:val="left"/>
+      <w:pPr>
+        <w:tabs>
+          <w:tab w:val="num" w:pos="4320"/>
+        </w:tabs>
+        <w:ind w:left="4320" w:hanging="360"/>
+      </w:pPr>
+      <w:rPr>
+        <w:rFonts w:ascii="Wingdings" w:hAnsi="Wingdings" w:hint="default"/>
+        <w:sz w:val="20"/>
+      </w:rPr>
+    </w:lvl>
+    <w:lvl w:ilvl="6" w:tentative="1">
+      <w:start w:val="1"/>
+      <w:numFmt w:val="bullet"/>
+      <w:lvlText w:val=""/>
+      <w:lvlJc w:val="left"/>
+      <w:pPr>
+        <w:tabs>
+          <w:tab w:val="num" w:pos="5040"/>
+        </w:tabs>
+        <w:ind w:left="5040" w:hanging="360"/>
+      </w:pPr>
+      <w:rPr>
+        <w:rFonts w:ascii="Wingdings" w:hAnsi="Wingdings" w:hint="default"/>
+        <w:sz w:val="20"/>
+      </w:rPr>
+    </w:lvl>
+    <w:lvl w:ilvl="7" w:tentative="1">
+      <w:start w:val="1"/>
+      <w:numFmt w:val="bullet"/>
+      <w:lvlText w:val=""/>
+      <w:lvlJc w:val="left"/>
+      <w:pPr>
+        <w:tabs>
+          <w:tab w:val="num" w:pos="5760"/>
+        </w:tabs>
+        <w:ind w:left="5760" w:hanging="360"/>
+      </w:pPr>
+      <w:rPr>
+        <w:rFonts w:ascii="Wingdings" w:hAnsi="Wingdings" w:hint="default"/>
+        <w:sz w:val="20"/>
+      </w:rPr>
+    </w:lvl>
+    <w:lvl w:ilvl="8" w:tentative="1">
+      <w:start w:val="1"/>
+      <w:numFmt w:val="bullet"/>
+      <w:lvlText w:val=""/>
+      <w:lvlJc w:val="left"/>
+      <w:pPr>
+        <w:tabs>
+          <w:tab w:val="num" w:pos="6480"/>
+        </w:tabs>
+        <w:ind w:left="6480" w:hanging="360"/>
+      </w:pPr>
+      <w:rPr>
+        <w:rFonts w:ascii="Wingdings" w:hAnsi="Wingdings" w:hint="default"/>
+        <w:sz w:val="20"/>
+      </w:rPr>
+    </w:lvl>
+  </w:abstractNum>
+  <w:abstractNum w:abstractNumId="9" w15:restartNumberingAfterBreak="0">
+    <w:nsid w:val="3B381029"/>
+    <w:multiLevelType w:val="multilevel"/>
+    <w:tmpl w:val="5636E2F6"/>
+    <w:lvl w:ilvl="0">
+      <w:start w:val="1"/>
+      <w:numFmt w:val="decimal"/>
+      <w:lvlText w:val="%1."/>
+      <w:lvlJc w:val="left"/>
+      <w:pPr>
+        <w:tabs>
+          <w:tab w:val="num" w:pos="720"/>
+        </w:tabs>
+        <w:ind w:left="720" w:hanging="360"/>
+      </w:pPr>
+    </w:lvl>
+    <w:lvl w:ilvl="1">
+      <w:start w:val="1"/>
+      <w:numFmt w:val="bullet"/>
+      <w:lvlText w:val="o"/>
+      <w:lvlJc w:val="left"/>
+      <w:pPr>
+        <w:tabs>
+          <w:tab w:val="num" w:pos="1440"/>
+        </w:tabs>
+        <w:ind w:left="1440" w:hanging="360"/>
+      </w:pPr>
+      <w:rPr>
+        <w:rFonts w:ascii="Courier New" w:hAnsi="Courier New" w:hint="default"/>
+        <w:sz w:val="20"/>
+      </w:rPr>
+    </w:lvl>
+    <w:lvl w:ilvl="2" w:tentative="1">
+      <w:start w:val="1"/>
+      <w:numFmt w:val="decimal"/>
+      <w:lvlText w:val="%3."/>
+      <w:lvlJc w:val="left"/>
+      <w:pPr>
+        <w:tabs>
+          <w:tab w:val="num" w:pos="2160"/>
+        </w:tabs>
+        <w:ind w:left="2160" w:hanging="360"/>
+      </w:pPr>
+    </w:lvl>
+    <w:lvl w:ilvl="3" w:tentative="1">
+      <w:start w:val="1"/>
+      <w:numFmt w:val="decimal"/>
+      <w:lvlText w:val="%4."/>
+      <w:lvlJc w:val="left"/>
+      <w:pPr>
+        <w:tabs>
+          <w:tab w:val="num" w:pos="2880"/>
+        </w:tabs>
+        <w:ind w:left="2880" w:hanging="360"/>
+      </w:pPr>
+    </w:lvl>
+    <w:lvl w:ilvl="4" w:tentative="1">
+      <w:start w:val="1"/>
+      <w:numFmt w:val="decimal"/>
+      <w:lvlText w:val="%5."/>
+      <w:lvlJc w:val="left"/>
+      <w:pPr>
+        <w:tabs>
+          <w:tab w:val="num" w:pos="3600"/>
+        </w:tabs>
+        <w:ind w:left="3600" w:hanging="360"/>
+      </w:pPr>
+    </w:lvl>
+    <w:lvl w:ilvl="5" w:tentative="1">
+      <w:start w:val="1"/>
+      <w:numFmt w:val="decimal"/>
+      <w:lvlText w:val="%6."/>
+      <w:lvlJc w:val="left"/>
+      <w:pPr>
+        <w:tabs>
+          <w:tab w:val="num" w:pos="4320"/>
+        </w:tabs>
+        <w:ind w:left="4320" w:hanging="360"/>
+      </w:pPr>
+    </w:lvl>
+    <w:lvl w:ilvl="6" w:tentative="1">
+      <w:start w:val="1"/>
+      <w:numFmt w:val="decimal"/>
+      <w:lvlText w:val="%7."/>
+      <w:lvlJc w:val="left"/>
+      <w:pPr>
+        <w:tabs>
+          <w:tab w:val="num" w:pos="5040"/>
+        </w:tabs>
+        <w:ind w:left="5040" w:hanging="360"/>
+      </w:pPr>
+    </w:lvl>
+    <w:lvl w:ilvl="7" w:tentative="1">
+      <w:start w:val="1"/>
+      <w:numFmt w:val="decimal"/>
+      <w:lvlText w:val="%8."/>
+      <w:lvlJc w:val="left"/>
+      <w:pPr>
+        <w:tabs>
+          <w:tab w:val="num" w:pos="5760"/>
+        </w:tabs>
+        <w:ind w:left="5760" w:hanging="360"/>
+      </w:pPr>
+    </w:lvl>
+    <w:lvl w:ilvl="8" w:tentative="1">
+      <w:start w:val="1"/>
+      <w:numFmt w:val="decimal"/>
+      <w:lvlText w:val="%9."/>
+      <w:lvlJc w:val="left"/>
+      <w:pPr>
+        <w:tabs>
+          <w:tab w:val="num" w:pos="6480"/>
+        </w:tabs>
+        <w:ind w:left="6480" w:hanging="360"/>
+      </w:pPr>
+    </w:lvl>
+  </w:abstractNum>
+  <w:abstractNum w:abstractNumId="10" w15:restartNumberingAfterBreak="0">
+    <w:nsid w:val="3C5F3705"/>
+    <w:multiLevelType w:val="multilevel"/>
+    <w:tmpl w:val="0B506E02"/>
+    <w:lvl w:ilvl="0">
+      <w:start w:val="1"/>
+      <w:numFmt w:val="bullet"/>
+      <w:lvlText w:val=""/>
+      <w:lvlJc w:val="left"/>
+      <w:pPr>
+        <w:tabs>
+          <w:tab w:val="num" w:pos="720"/>
+        </w:tabs>
+        <w:ind w:left="720" w:hanging="360"/>
+      </w:pPr>
+      <w:rPr>
+        <w:rFonts w:ascii="Symbol" w:hAnsi="Symbol" w:hint="default"/>
+        <w:sz w:val="20"/>
+      </w:rPr>
+    </w:lvl>
+    <w:lvl w:ilvl="1" w:tentative="1">
+      <w:start w:val="1"/>
+      <w:numFmt w:val="bullet"/>
+      <w:lvlText w:val="o"/>
+      <w:lvlJc w:val="left"/>
+      <w:pPr>
+        <w:tabs>
+          <w:tab w:val="num" w:pos="1440"/>
+        </w:tabs>
+        <w:ind w:left="1440" w:hanging="360"/>
+      </w:pPr>
+      <w:rPr>
+        <w:rFonts w:ascii="Courier New" w:hAnsi="Courier New" w:hint="default"/>
+        <w:sz w:val="20"/>
+      </w:rPr>
+    </w:lvl>
+    <w:lvl w:ilvl="2" w:tentative="1">
+      <w:start w:val="1"/>
+      <w:numFmt w:val="bullet"/>
+      <w:lvlText w:val=""/>
+      <w:lvlJc w:val="left"/>
+      <w:pPr>
+        <w:tabs>
+          <w:tab w:val="num" w:pos="2160"/>
+        </w:tabs>
+        <w:ind w:left="2160" w:hanging="360"/>
+      </w:pPr>
+      <w:rPr>
+        <w:rFonts w:ascii="Wingdings" w:hAnsi="Wingdings" w:hint="default"/>
+        <w:sz w:val="20"/>
+      </w:rPr>
+    </w:lvl>
+    <w:lvl w:ilvl="3" w:tentative="1">
+      <w:start w:val="1"/>
+      <w:numFmt w:val="bullet"/>
+      <w:lvlText w:val=""/>
+      <w:lvlJc w:val="left"/>
+      <w:pPr>
+        <w:tabs>
+          <w:tab w:val="num" w:pos="2880"/>
+        </w:tabs>
+        <w:ind w:left="2880" w:hanging="360"/>
+      </w:pPr>
+      <w:rPr>
+        <w:rFonts w:ascii="Wingdings" w:hAnsi="Wingdings" w:hint="default"/>
+        <w:sz w:val="20"/>
+      </w:rPr>
+    </w:lvl>
+    <w:lvl w:ilvl="4" w:tentative="1">
+      <w:start w:val="1"/>
+      <w:numFmt w:val="bullet"/>
+      <w:lvlText w:val=""/>
+      <w:lvlJc w:val="left"/>
+      <w:pPr>
+        <w:tabs>
+          <w:tab w:val="num" w:pos="3600"/>
+        </w:tabs>
+        <w:ind w:left="3600" w:hanging="360"/>
+      </w:pPr>
+      <w:rPr>
+        <w:rFonts w:ascii="Wingdings" w:hAnsi="Wingdings" w:hint="default"/>
+        <w:sz w:val="20"/>
+      </w:rPr>
+    </w:lvl>
+    <w:lvl w:ilvl="5" w:tentative="1">
+      <w:start w:val="1"/>
+      <w:numFmt w:val="bullet"/>
+      <w:lvlText w:val=""/>
+      <w:lvlJc w:val="left"/>
+      <w:pPr>
+        <w:tabs>
+          <w:tab w:val="num" w:pos="4320"/>
+        </w:tabs>
+        <w:ind w:left="4320" w:hanging="360"/>
+      </w:pPr>
+      <w:rPr>
+        <w:rFonts w:ascii="Wingdings" w:hAnsi="Wingdings" w:hint="default"/>
+        <w:sz w:val="20"/>
+      </w:rPr>
+    </w:lvl>
+    <w:lvl w:ilvl="6" w:tentative="1">
+      <w:start w:val="1"/>
+      <w:numFmt w:val="bullet"/>
+      <w:lvlText w:val=""/>
+      <w:lvlJc w:val="left"/>
+      <w:pPr>
+        <w:tabs>
+          <w:tab w:val="num" w:pos="5040"/>
+        </w:tabs>
+        <w:ind w:left="5040" w:hanging="360"/>
+      </w:pPr>
+      <w:rPr>
+        <w:rFonts w:ascii="Wingdings" w:hAnsi="Wingdings" w:hint="default"/>
+        <w:sz w:val="20"/>
+      </w:rPr>
+    </w:lvl>
+    <w:lvl w:ilvl="7" w:tentative="1">
+      <w:start w:val="1"/>
+      <w:numFmt w:val="bullet"/>
+      <w:lvlText w:val=""/>
+      <w:lvlJc w:val="left"/>
+      <w:pPr>
+        <w:tabs>
+          <w:tab w:val="num" w:pos="5760"/>
+        </w:tabs>
+        <w:ind w:left="5760" w:hanging="360"/>
+      </w:pPr>
+      <w:rPr>
+        <w:rFonts w:ascii="Wingdings" w:hAnsi="Wingdings" w:hint="default"/>
+        <w:sz w:val="20"/>
+      </w:rPr>
+    </w:lvl>
+    <w:lvl w:ilvl="8" w:tentative="1">
+      <w:start w:val="1"/>
+      <w:numFmt w:val="bullet"/>
+      <w:lvlText w:val=""/>
+      <w:lvlJc w:val="left"/>
+      <w:pPr>
+        <w:tabs>
+          <w:tab w:val="num" w:pos="6480"/>
+        </w:tabs>
+        <w:ind w:left="6480" w:hanging="360"/>
+      </w:pPr>
+      <w:rPr>
+        <w:rFonts w:ascii="Wingdings" w:hAnsi="Wingdings" w:hint="default"/>
+        <w:sz w:val="20"/>
+      </w:rPr>
+    </w:lvl>
+  </w:abstractNum>
+  <w:abstractNum w:abstractNumId="11" w15:restartNumberingAfterBreak="0">
+    <w:nsid w:val="521527FA"/>
+    <w:multiLevelType w:val="multilevel"/>
+    <w:tmpl w:val="CC1AC142"/>
+    <w:lvl w:ilvl="0">
+      <w:start w:val="1"/>
+      <w:numFmt w:val="bullet"/>
+      <w:lvlText w:val=""/>
+      <w:lvlJc w:val="left"/>
+      <w:pPr>
+        <w:tabs>
+          <w:tab w:val="num" w:pos="720"/>
+        </w:tabs>
+        <w:ind w:left="720" w:hanging="360"/>
+      </w:pPr>
+      <w:rPr>
+        <w:rFonts w:ascii="Symbol" w:hAnsi="Symbol" w:hint="default"/>
+        <w:sz w:val="20"/>
+      </w:rPr>
+    </w:lvl>
+    <w:lvl w:ilvl="1" w:tentative="1">
+      <w:start w:val="1"/>
+      <w:numFmt w:val="bullet"/>
+      <w:lvlText w:val="o"/>
+      <w:lvlJc w:val="left"/>
+      <w:pPr>
+        <w:tabs>
+          <w:tab w:val="num" w:pos="1440"/>
+        </w:tabs>
+        <w:ind w:left="1440" w:hanging="360"/>
+      </w:pPr>
+      <w:rPr>
+        <w:rFonts w:ascii="Courier New" w:hAnsi="Courier New" w:hint="default"/>
+        <w:sz w:val="20"/>
+      </w:rPr>
+    </w:lvl>
+    <w:lvl w:ilvl="2" w:tentative="1">
+      <w:start w:val="1"/>
+      <w:numFmt w:val="bullet"/>
+      <w:lvlText w:val=""/>
+      <w:lvlJc w:val="left"/>
+      <w:pPr>
+        <w:tabs>
+          <w:tab w:val="num" w:pos="2160"/>
+        </w:tabs>
+        <w:ind w:left="2160" w:hanging="360"/>
+      </w:pPr>
+      <w:rPr>
+        <w:rFonts w:ascii="Wingdings" w:hAnsi="Wingdings" w:hint="default"/>
+        <w:sz w:val="20"/>
+      </w:rPr>
+    </w:lvl>
+    <w:lvl w:ilvl="3" w:tentative="1">
+      <w:start w:val="1"/>
+      <w:numFmt w:val="bullet"/>
+      <w:lvlText w:val=""/>
+      <w:lvlJc w:val="left"/>
+      <w:pPr>
+        <w:tabs>
+          <w:tab w:val="num" w:pos="2880"/>
+        </w:tabs>
+        <w:ind w:left="2880" w:hanging="360"/>
+      </w:pPr>
+      <w:rPr>
+        <w:rFonts w:ascii="Wingdings" w:hAnsi="Wingdings" w:hint="default"/>
+        <w:sz w:val="20"/>
+      </w:rPr>
+    </w:lvl>
+    <w:lvl w:ilvl="4" w:tentative="1">
+      <w:start w:val="1"/>
+      <w:numFmt w:val="bullet"/>
+      <w:lvlText w:val=""/>
+      <w:lvlJc w:val="left"/>
+      <w:pPr>
+        <w:tabs>
+          <w:tab w:val="num" w:pos="3600"/>
+        </w:tabs>
+        <w:ind w:left="3600" w:hanging="360"/>
+      </w:pPr>
+      <w:rPr>
+        <w:rFonts w:ascii="Wingdings" w:hAnsi="Wingdings" w:hint="default"/>
+        <w:sz w:val="20"/>
+      </w:rPr>
+    </w:lvl>
+    <w:lvl w:ilvl="5" w:tentative="1">
+      <w:start w:val="1"/>
+      <w:numFmt w:val="bullet"/>
+      <w:lvlText w:val=""/>
+      <w:lvlJc w:val="left"/>
+      <w:pPr>
+        <w:tabs>
+          <w:tab w:val="num" w:pos="4320"/>
+        </w:tabs>
+        <w:ind w:left="4320" w:hanging="360"/>
+      </w:pPr>
+      <w:rPr>
+        <w:rFonts w:ascii="Wingdings" w:hAnsi="Wingdings" w:hint="default"/>
+        <w:sz w:val="20"/>
+      </w:rPr>
+    </w:lvl>
+    <w:lvl w:ilvl="6" w:tentative="1">
+      <w:start w:val="1"/>
+      <w:numFmt w:val="bullet"/>
+      <w:lvlText w:val=""/>
+      <w:lvlJc w:val="left"/>
+      <w:pPr>
+        <w:tabs>
+          <w:tab w:val="num" w:pos="5040"/>
+        </w:tabs>
+        <w:ind w:left="5040" w:hanging="360"/>
+      </w:pPr>
+      <w:rPr>
+        <w:rFonts w:ascii="Wingdings" w:hAnsi="Wingdings" w:hint="default"/>
+        <w:sz w:val="20"/>
+      </w:rPr>
+    </w:lvl>
+    <w:lvl w:ilvl="7" w:tentative="1">
+      <w:start w:val="1"/>
+      <w:numFmt w:val="bullet"/>
+      <w:lvlText w:val=""/>
+      <w:lvlJc w:val="left"/>
+      <w:pPr>
+        <w:tabs>
+          <w:tab w:val="num" w:pos="5760"/>
+        </w:tabs>
+        <w:ind w:left="5760" w:hanging="360"/>
+      </w:pPr>
+      <w:rPr>
+        <w:rFonts w:ascii="Wingdings" w:hAnsi="Wingdings" w:hint="default"/>
+        <w:sz w:val="20"/>
+      </w:rPr>
+    </w:lvl>
+    <w:lvl w:ilvl="8" w:tentative="1">
+      <w:start w:val="1"/>
+      <w:numFmt w:val="bullet"/>
+      <w:lvlText w:val=""/>
+      <w:lvlJc w:val="left"/>
+      <w:pPr>
+        <w:tabs>
+          <w:tab w:val="num" w:pos="6480"/>
+        </w:tabs>
+        <w:ind w:left="6480" w:hanging="360"/>
+      </w:pPr>
+      <w:rPr>
+        <w:rFonts w:ascii="Wingdings" w:hAnsi="Wingdings" w:hint="default"/>
+        <w:sz w:val="20"/>
+      </w:rPr>
+    </w:lvl>
+  </w:abstractNum>
+  <w:abstractNum w:abstractNumId="12" w15:restartNumberingAfterBreak="0">
+    <w:nsid w:val="572A3BC7"/>
+    <w:multiLevelType w:val="multilevel"/>
+    <w:tmpl w:val="088E951E"/>
+    <w:lvl w:ilvl="0">
+      <w:start w:val="1"/>
+      <w:numFmt w:val="decimal"/>
+      <w:lvlText w:val="%1."/>
+      <w:lvlJc w:val="left"/>
+      <w:pPr>
+        <w:tabs>
+          <w:tab w:val="num" w:pos="720"/>
+        </w:tabs>
+        <w:ind w:left="720" w:hanging="360"/>
+      </w:pPr>
+    </w:lvl>
+    <w:lvl w:ilvl="1" w:tentative="1">
+      <w:start w:val="1"/>
+      <w:numFmt w:val="decimal"/>
+      <w:lvlText w:val="%2."/>
+      <w:lvlJc w:val="left"/>
+      <w:pPr>
+        <w:tabs>
+          <w:tab w:val="num" w:pos="1440"/>
+        </w:tabs>
+        <w:ind w:left="1440" w:hanging="360"/>
+      </w:pPr>
+    </w:lvl>
+    <w:lvl w:ilvl="2" w:tentative="1">
+      <w:start w:val="1"/>
+      <w:numFmt w:val="decimal"/>
+      <w:lvlText w:val="%3."/>
+      <w:lvlJc w:val="left"/>
+      <w:pPr>
+        <w:tabs>
+          <w:tab w:val="num" w:pos="2160"/>
+        </w:tabs>
+        <w:ind w:left="2160" w:hanging="360"/>
+      </w:pPr>
+    </w:lvl>
+    <w:lvl w:ilvl="3" w:tentative="1">
+      <w:start w:val="1"/>
+      <w:numFmt w:val="decimal"/>
+      <w:lvlText w:val="%4."/>
+      <w:lvlJc w:val="left"/>
+      <w:pPr>
+        <w:tabs>
+          <w:tab w:val="num" w:pos="2880"/>
+        </w:tabs>
+        <w:ind w:left="2880" w:hanging="360"/>
+      </w:pPr>
+    </w:lvl>
+    <w:lvl w:ilvl="4" w:tentative="1">
+      <w:start w:val="1"/>
+      <w:numFmt w:val="decimal"/>
+      <w:lvlText w:val="%5."/>
+      <w:lvlJc w:val="left"/>
+      <w:pPr>
+        <w:tabs>
+          <w:tab w:val="num" w:pos="3600"/>
+        </w:tabs>
+        <w:ind w:left="3600" w:hanging="360"/>
+      </w:pPr>
+    </w:lvl>
+    <w:lvl w:ilvl="5" w:tentative="1">
+      <w:start w:val="1"/>
+      <w:numFmt w:val="decimal"/>
+      <w:lvlText w:val="%6."/>
+      <w:lvlJc w:val="left"/>
+      <w:pPr>
+        <w:tabs>
+          <w:tab w:val="num" w:pos="4320"/>
+        </w:tabs>
+        <w:ind w:left="4320" w:hanging="360"/>
+      </w:pPr>
+    </w:lvl>
+    <w:lvl w:ilvl="6" w:tentative="1">
+      <w:start w:val="1"/>
+      <w:numFmt w:val="decimal"/>
+      <w:lvlText w:val="%7."/>
+      <w:lvlJc w:val="left"/>
+      <w:pPr>
+        <w:tabs>
+          <w:tab w:val="num" w:pos="5040"/>
+        </w:tabs>
+        <w:ind w:left="5040" w:hanging="360"/>
+      </w:pPr>
+    </w:lvl>
+    <w:lvl w:ilvl="7" w:tentative="1">
+      <w:start w:val="1"/>
+      <w:numFmt w:val="decimal"/>
+      <w:lvlText w:val="%8."/>
+      <w:lvlJc w:val="left"/>
+      <w:pPr>
+        <w:tabs>
+          <w:tab w:val="num" w:pos="5760"/>
+        </w:tabs>
+        <w:ind w:left="5760" w:hanging="360"/>
+      </w:pPr>
+    </w:lvl>
+    <w:lvl w:ilvl="8" w:tentative="1">
+      <w:start w:val="1"/>
+      <w:numFmt w:val="decimal"/>
+      <w:lvlText w:val="%9."/>
+      <w:lvlJc w:val="left"/>
+      <w:pPr>
+        <w:tabs>
+          <w:tab w:val="num" w:pos="6480"/>
+        </w:tabs>
+        <w:ind w:left="6480" w:hanging="360"/>
+      </w:pPr>
+    </w:lvl>
+  </w:abstractNum>
+  <w:abstractNum w:abstractNumId="13" w15:restartNumberingAfterBreak="0">
+    <w:nsid w:val="5906018C"/>
+    <w:multiLevelType w:val="multilevel"/>
+    <w:tmpl w:val="24E265B8"/>
+    <w:lvl w:ilvl="0">
+      <w:start w:val="1"/>
+      <w:numFmt w:val="bullet"/>
+      <w:lvlText w:val=""/>
+      <w:lvlJc w:val="left"/>
+      <w:pPr>
+        <w:tabs>
+          <w:tab w:val="num" w:pos="720"/>
+        </w:tabs>
+        <w:ind w:left="720" w:hanging="360"/>
+      </w:pPr>
+      <w:rPr>
+        <w:rFonts w:ascii="Symbol" w:hAnsi="Symbol" w:hint="default"/>
+        <w:sz w:val="20"/>
+      </w:rPr>
+    </w:lvl>
+    <w:lvl w:ilvl="1" w:tentative="1">
+      <w:start w:val="1"/>
+      <w:numFmt w:val="bullet"/>
+      <w:lvlText w:val="o"/>
+      <w:lvlJc w:val="left"/>
+      <w:pPr>
+        <w:tabs>
+          <w:tab w:val="num" w:pos="1440"/>
+        </w:tabs>
+        <w:ind w:left="1440" w:hanging="360"/>
+      </w:pPr>
+      <w:rPr>
+        <w:rFonts w:ascii="Courier New" w:hAnsi="Courier New" w:hint="default"/>
+        <w:sz w:val="20"/>
+      </w:rPr>
+    </w:lvl>
+    <w:lvl w:ilvl="2" w:tentative="1">
+      <w:start w:val="1"/>
+      <w:numFmt w:val="bullet"/>
+      <w:lvlText w:val=""/>
+      <w:lvlJc w:val="left"/>
+      <w:pPr>
+        <w:tabs>
+          <w:tab w:val="num" w:pos="2160"/>
+        </w:tabs>
+        <w:ind w:left="2160" w:hanging="360"/>
+      </w:pPr>
+      <w:rPr>
+        <w:rFonts w:ascii="Wingdings" w:hAnsi="Wingdings" w:hint="default"/>
+        <w:sz w:val="20"/>
+      </w:rPr>
+    </w:lvl>
+    <w:lvl w:ilvl="3" w:tentative="1">
+      <w:start w:val="1"/>
+      <w:numFmt w:val="bullet"/>
+      <w:lvlText w:val=""/>
+      <w:lvlJc w:val="left"/>
+      <w:pPr>
+        <w:tabs>
+          <w:tab w:val="num" w:pos="2880"/>
+        </w:tabs>
+        <w:ind w:left="2880" w:hanging="360"/>
+      </w:pPr>
+      <w:rPr>
+        <w:rFonts w:ascii="Wingdings" w:hAnsi="Wingdings" w:hint="default"/>
+        <w:sz w:val="20"/>
+      </w:rPr>
+    </w:lvl>
+    <w:lvl w:ilvl="4" w:tentative="1">
+      <w:start w:val="1"/>
+      <w:numFmt w:val="bullet"/>
+      <w:lvlText w:val=""/>
+      <w:lvlJc w:val="left"/>
+      <w:pPr>
+        <w:tabs>
+          <w:tab w:val="num" w:pos="3600"/>
+        </w:tabs>
+        <w:ind w:left="3600" w:hanging="360"/>
+      </w:pPr>
+      <w:rPr>
+        <w:rFonts w:ascii="Wingdings" w:hAnsi="Wingdings" w:hint="default"/>
+        <w:sz w:val="20"/>
+      </w:rPr>
+    </w:lvl>
+    <w:lvl w:ilvl="5" w:tentative="1">
+      <w:start w:val="1"/>
+      <w:numFmt w:val="bullet"/>
+      <w:lvlText w:val=""/>
+      <w:lvlJc w:val="left"/>
+      <w:pPr>
+        <w:tabs>
+          <w:tab w:val="num" w:pos="4320"/>
+        </w:tabs>
+        <w:ind w:left="4320" w:hanging="360"/>
+      </w:pPr>
+      <w:rPr>
+        <w:rFonts w:ascii="Wingdings" w:hAnsi="Wingdings" w:hint="default"/>
+        <w:sz w:val="20"/>
+      </w:rPr>
+    </w:lvl>
+    <w:lvl w:ilvl="6" w:tentative="1">
+      <w:start w:val="1"/>
+      <w:numFmt w:val="bullet"/>
+      <w:lvlText w:val=""/>
+      <w:lvlJc w:val="left"/>
+      <w:pPr>
+        <w:tabs>
+          <w:tab w:val="num" w:pos="5040"/>
+        </w:tabs>
+        <w:ind w:left="5040" w:hanging="360"/>
+      </w:pPr>
+      <w:rPr>
+        <w:rFonts w:ascii="Wingdings" w:hAnsi="Wingdings" w:hint="default"/>
+        <w:sz w:val="20"/>
+      </w:rPr>
+    </w:lvl>
+    <w:lvl w:ilvl="7" w:tentative="1">
+      <w:start w:val="1"/>
+      <w:numFmt w:val="bullet"/>
+      <w:lvlText w:val=""/>
+      <w:lvlJc w:val="left"/>
+      <w:pPr>
+        <w:tabs>
+          <w:tab w:val="num" w:pos="5760"/>
+        </w:tabs>
+        <w:ind w:left="5760" w:hanging="360"/>
+      </w:pPr>
+      <w:rPr>
+        <w:rFonts w:ascii="Wingdings" w:hAnsi="Wingdings" w:hint="default"/>
+        <w:sz w:val="20"/>
+      </w:rPr>
+    </w:lvl>
+    <w:lvl w:ilvl="8" w:tentative="1">
+      <w:start w:val="1"/>
+      <w:numFmt w:val="bullet"/>
+      <w:lvlText w:val=""/>
+      <w:lvlJc w:val="left"/>
+      <w:pPr>
+        <w:tabs>
+          <w:tab w:val="num" w:pos="6480"/>
+        </w:tabs>
+        <w:ind w:left="6480" w:hanging="360"/>
+      </w:pPr>
+      <w:rPr>
+        <w:rFonts w:ascii="Wingdings" w:hAnsi="Wingdings" w:hint="default"/>
+        <w:sz w:val="20"/>
+      </w:rPr>
+    </w:lvl>
+  </w:abstractNum>
+  <w:abstractNum w:abstractNumId="14" w15:restartNumberingAfterBreak="0">
+    <w:nsid w:val="5CA44D0B"/>
+    <w:multiLevelType w:val="multilevel"/>
+    <w:tmpl w:val="D66A3316"/>
+    <w:lvl w:ilvl="0">
+      <w:start w:val="1"/>
+      <w:numFmt w:val="bullet"/>
+      <w:lvlText w:val=""/>
+      <w:lvlJc w:val="left"/>
+      <w:pPr>
+        <w:tabs>
+          <w:tab w:val="num" w:pos="720"/>
+        </w:tabs>
+        <w:ind w:left="720" w:hanging="360"/>
+      </w:pPr>
+      <w:rPr>
+        <w:rFonts w:ascii="Symbol" w:hAnsi="Symbol" w:hint="default"/>
+        <w:sz w:val="20"/>
+      </w:rPr>
+    </w:lvl>
+    <w:lvl w:ilvl="1" w:tentative="1">
+      <w:start w:val="1"/>
+      <w:numFmt w:val="bullet"/>
+      <w:lvlText w:val="o"/>
+      <w:lvlJc w:val="left"/>
+      <w:pPr>
+        <w:tabs>
+          <w:tab w:val="num" w:pos="1440"/>
+        </w:tabs>
+        <w:ind w:left="1440" w:hanging="360"/>
+      </w:pPr>
+      <w:rPr>
+        <w:rFonts w:ascii="Courier New" w:hAnsi="Courier New" w:hint="default"/>
+        <w:sz w:val="20"/>
+      </w:rPr>
+    </w:lvl>
+    <w:lvl w:ilvl="2" w:tentative="1">
+      <w:start w:val="1"/>
+      <w:numFmt w:val="bullet"/>
+      <w:lvlText w:val=""/>
+      <w:lvlJc w:val="left"/>
+      <w:pPr>
+        <w:tabs>
+          <w:tab w:val="num" w:pos="2160"/>
+        </w:tabs>
+        <w:ind w:left="2160" w:hanging="360"/>
+      </w:pPr>
+      <w:rPr>
+        <w:rFonts w:ascii="Wingdings" w:hAnsi="Wingdings" w:hint="default"/>
+        <w:sz w:val="20"/>
+      </w:rPr>
+    </w:lvl>
+    <w:lvl w:ilvl="3" w:tentative="1">
+      <w:start w:val="1"/>
+      <w:numFmt w:val="bullet"/>
+      <w:lvlText w:val=""/>
+      <w:lvlJc w:val="left"/>
+      <w:pPr>
+        <w:tabs>
+          <w:tab w:val="num" w:pos="2880"/>
+        </w:tabs>
+        <w:ind w:left="2880" w:hanging="360"/>
+      </w:pPr>
+      <w:rPr>
+        <w:rFonts w:ascii="Wingdings" w:hAnsi="Wingdings" w:hint="default"/>
+        <w:sz w:val="20"/>
+      </w:rPr>
+    </w:lvl>
+    <w:lvl w:ilvl="4" w:tentative="1">
+      <w:start w:val="1"/>
+      <w:numFmt w:val="bullet"/>
+      <w:lvlText w:val=""/>
+      <w:lvlJc w:val="left"/>
+      <w:pPr>
+        <w:tabs>
+          <w:tab w:val="num" w:pos="3600"/>
+        </w:tabs>
+        <w:ind w:left="3600" w:hanging="360"/>
+      </w:pPr>
+      <w:rPr>
+        <w:rFonts w:ascii="Wingdings" w:hAnsi="Wingdings" w:hint="default"/>
+        <w:sz w:val="20"/>
+      </w:rPr>
+    </w:lvl>
+    <w:lvl w:ilvl="5" w:tentative="1">
+      <w:start w:val="1"/>
+      <w:numFmt w:val="bullet"/>
+      <w:lvlText w:val=""/>
+      <w:lvlJc w:val="left"/>
+      <w:pPr>
+        <w:tabs>
+          <w:tab w:val="num" w:pos="4320"/>
+        </w:tabs>
+        <w:ind w:left="4320" w:hanging="360"/>
+      </w:pPr>
+      <w:rPr>
+        <w:rFonts w:ascii="Wingdings" w:hAnsi="Wingdings" w:hint="default"/>
+        <w:sz w:val="20"/>
+      </w:rPr>
+    </w:lvl>
+    <w:lvl w:ilvl="6" w:tentative="1">
+      <w:start w:val="1"/>
+      <w:numFmt w:val="bullet"/>
+      <w:lvlText w:val=""/>
+      <w:lvlJc w:val="left"/>
+      <w:pPr>
+        <w:tabs>
+          <w:tab w:val="num" w:pos="5040"/>
+        </w:tabs>
+        <w:ind w:left="5040" w:hanging="360"/>
+      </w:pPr>
+      <w:rPr>
+        <w:rFonts w:ascii="Wingdings" w:hAnsi="Wingdings" w:hint="default"/>
+        <w:sz w:val="20"/>
+      </w:rPr>
+    </w:lvl>
+    <w:lvl w:ilvl="7" w:tentative="1">
+      <w:start w:val="1"/>
+      <w:numFmt w:val="bullet"/>
+      <w:lvlText w:val=""/>
+      <w:lvlJc w:val="left"/>
+      <w:pPr>
+        <w:tabs>
+          <w:tab w:val="num" w:pos="5760"/>
+        </w:tabs>
+        <w:ind w:left="5760" w:hanging="360"/>
+      </w:pPr>
+      <w:rPr>
+        <w:rFonts w:ascii="Wingdings" w:hAnsi="Wingdings" w:hint="default"/>
+        <w:sz w:val="20"/>
+      </w:rPr>
+    </w:lvl>
+    <w:lvl w:ilvl="8" w:tentative="1">
+      <w:start w:val="1"/>
+      <w:numFmt w:val="bullet"/>
+      <w:lvlText w:val=""/>
+      <w:lvlJc w:val="left"/>
+      <w:pPr>
+        <w:tabs>
+          <w:tab w:val="num" w:pos="6480"/>
+        </w:tabs>
+        <w:ind w:left="6480" w:hanging="360"/>
+      </w:pPr>
+      <w:rPr>
+        <w:rFonts w:ascii="Wingdings" w:hAnsi="Wingdings" w:hint="default"/>
+        <w:sz w:val="20"/>
+      </w:rPr>
+    </w:lvl>
+  </w:abstractNum>
+  <w:abstractNum w:abstractNumId="15" w15:restartNumberingAfterBreak="0">
+    <w:nsid w:val="60736FE5"/>
+    <w:multiLevelType w:val="multilevel"/>
+    <w:tmpl w:val="0B728426"/>
+    <w:lvl w:ilvl="0">
+      <w:start w:val="1"/>
+      <w:numFmt w:val="bullet"/>
+      <w:lvlText w:val=""/>
+      <w:lvlJc w:val="left"/>
+      <w:pPr>
+        <w:tabs>
+          <w:tab w:val="num" w:pos="720"/>
+        </w:tabs>
+        <w:ind w:left="720" w:hanging="360"/>
+      </w:pPr>
+      <w:rPr>
+        <w:rFonts w:ascii="Symbol" w:hAnsi="Symbol" w:hint="default"/>
+        <w:sz w:val="20"/>
+      </w:rPr>
+    </w:lvl>
+    <w:lvl w:ilvl="1" w:tentative="1">
+      <w:start w:val="1"/>
+      <w:numFmt w:val="bullet"/>
+      <w:lvlText w:val="o"/>
+      <w:lvlJc w:val="left"/>
+      <w:pPr>
+        <w:tabs>
+          <w:tab w:val="num" w:pos="1440"/>
+        </w:tabs>
+        <w:ind w:left="1440" w:hanging="360"/>
+      </w:pPr>
+      <w:rPr>
+        <w:rFonts w:ascii="Courier New" w:hAnsi="Courier New" w:hint="default"/>
+        <w:sz w:val="20"/>
+      </w:rPr>
+    </w:lvl>
+    <w:lvl w:ilvl="2" w:tentative="1">
+      <w:start w:val="1"/>
+      <w:numFmt w:val="bullet"/>
+      <w:lvlText w:val=""/>
+      <w:lvlJc w:val="left"/>
+      <w:pPr>
+        <w:tabs>
+          <w:tab w:val="num" w:pos="2160"/>
+        </w:tabs>
+        <w:ind w:left="2160" w:hanging="360"/>
+      </w:pPr>
+      <w:rPr>
+        <w:rFonts w:ascii="Wingdings" w:hAnsi="Wingdings" w:hint="default"/>
+        <w:sz w:val="20"/>
+      </w:rPr>
+    </w:lvl>
+    <w:lvl w:ilvl="3" w:tentative="1">
+      <w:start w:val="1"/>
+      <w:numFmt w:val="bullet"/>
+      <w:lvlText w:val=""/>
+      <w:lvlJc w:val="left"/>
+      <w:pPr>
+        <w:tabs>
+          <w:tab w:val="num" w:pos="2880"/>
+        </w:tabs>
+        <w:ind w:left="2880" w:hanging="360"/>
+      </w:pPr>
+      <w:rPr>
+        <w:rFonts w:ascii="Wingdings" w:hAnsi="Wingdings" w:hint="default"/>
+        <w:sz w:val="20"/>
+      </w:rPr>
+    </w:lvl>
+    <w:lvl w:ilvl="4" w:tentative="1">
+      <w:start w:val="1"/>
+      <w:numFmt w:val="bullet"/>
+      <w:lvlText w:val=""/>
+      <w:lvlJc w:val="left"/>
+      <w:pPr>
+        <w:tabs>
+          <w:tab w:val="num" w:pos="3600"/>
+        </w:tabs>
+        <w:ind w:left="3600" w:hanging="360"/>
+      </w:pPr>
+      <w:rPr>
+        <w:rFonts w:ascii="Wingdings" w:hAnsi="Wingdings" w:hint="default"/>
+        <w:sz w:val="20"/>
+      </w:rPr>
+    </w:lvl>
+    <w:lvl w:ilvl="5" w:tentative="1">
+      <w:start w:val="1"/>
+      <w:numFmt w:val="bullet"/>
+      <w:lvlText w:val=""/>
+      <w:lvlJc w:val="left"/>
+      <w:pPr>
+        <w:tabs>
+          <w:tab w:val="num" w:pos="4320"/>
+        </w:tabs>
+        <w:ind w:left="4320" w:hanging="360"/>
+      </w:pPr>
+      <w:rPr>
+        <w:rFonts w:ascii="Wingdings" w:hAnsi="Wingdings" w:hint="default"/>
+        <w:sz w:val="20"/>
+      </w:rPr>
+    </w:lvl>
+    <w:lvl w:ilvl="6" w:tentative="1">
+      <w:start w:val="1"/>
+      <w:numFmt w:val="bullet"/>
+      <w:lvlText w:val=""/>
+      <w:lvlJc w:val="left"/>
+      <w:pPr>
+        <w:tabs>
+          <w:tab w:val="num" w:pos="5040"/>
+        </w:tabs>
+        <w:ind w:left="5040" w:hanging="360"/>
+      </w:pPr>
+      <w:rPr>
+        <w:rFonts w:ascii="Wingdings" w:hAnsi="Wingdings" w:hint="default"/>
+        <w:sz w:val="20"/>
+      </w:rPr>
+    </w:lvl>
+    <w:lvl w:ilvl="7" w:tentative="1">
+      <w:start w:val="1"/>
+      <w:numFmt w:val="bullet"/>
+      <w:lvlText w:val=""/>
+      <w:lvlJc w:val="left"/>
+      <w:pPr>
+        <w:tabs>
+          <w:tab w:val="num" w:pos="5760"/>
+        </w:tabs>
+        <w:ind w:left="5760" w:hanging="360"/>
+      </w:pPr>
+      <w:rPr>
+        <w:rFonts w:ascii="Wingdings" w:hAnsi="Wingdings" w:hint="default"/>
+        <w:sz w:val="20"/>
+      </w:rPr>
+    </w:lvl>
+    <w:lvl w:ilvl="8" w:tentative="1">
+      <w:start w:val="1"/>
+      <w:numFmt w:val="bullet"/>
+      <w:lvlText w:val=""/>
+      <w:lvlJc w:val="left"/>
+      <w:pPr>
+        <w:tabs>
+          <w:tab w:val="num" w:pos="6480"/>
+        </w:tabs>
+        <w:ind w:left="6480" w:hanging="360"/>
+      </w:pPr>
+      <w:rPr>
+        <w:rFonts w:ascii="Wingdings" w:hAnsi="Wingdings" w:hint="default"/>
+        <w:sz w:val="20"/>
+      </w:rPr>
+    </w:lvl>
+  </w:abstractNum>
+  <w:abstractNum w:abstractNumId="16" w15:restartNumberingAfterBreak="0">
+    <w:nsid w:val="67EC1CDF"/>
+    <w:multiLevelType w:val="multilevel"/>
+    <w:tmpl w:val="AA32E1F0"/>
+    <w:lvl w:ilvl="0">
+      <w:start w:val="1"/>
+      <w:numFmt w:val="bullet"/>
+      <w:lvlText w:val=""/>
+      <w:lvlJc w:val="left"/>
+      <w:pPr>
+        <w:tabs>
+          <w:tab w:val="num" w:pos="720"/>
+        </w:tabs>
+        <w:ind w:left="720" w:hanging="360"/>
+      </w:pPr>
+      <w:rPr>
+        <w:rFonts w:ascii="Symbol" w:hAnsi="Symbol" w:hint="default"/>
+        <w:sz w:val="20"/>
+      </w:rPr>
+    </w:lvl>
+    <w:lvl w:ilvl="1" w:tentative="1">
+      <w:start w:val="1"/>
+      <w:numFmt w:val="bullet"/>
+      <w:lvlText w:val="o"/>
+      <w:lvlJc w:val="left"/>
+      <w:pPr>
+        <w:tabs>
+          <w:tab w:val="num" w:pos="1440"/>
+        </w:tabs>
+        <w:ind w:left="1440" w:hanging="360"/>
+      </w:pPr>
+      <w:rPr>
+        <w:rFonts w:ascii="Courier New" w:hAnsi="Courier New" w:hint="default"/>
+        <w:sz w:val="20"/>
+      </w:rPr>
+    </w:lvl>
+    <w:lvl w:ilvl="2" w:tentative="1">
+      <w:start w:val="1"/>
+      <w:numFmt w:val="bullet"/>
+      <w:lvlText w:val=""/>
+      <w:lvlJc w:val="left"/>
+      <w:pPr>
+        <w:tabs>
+          <w:tab w:val="num" w:pos="2160"/>
+        </w:tabs>
+        <w:ind w:left="2160" w:hanging="360"/>
+      </w:pPr>
+      <w:rPr>
+        <w:rFonts w:ascii="Wingdings" w:hAnsi="Wingdings" w:hint="default"/>
+        <w:sz w:val="20"/>
+      </w:rPr>
+    </w:lvl>
+    <w:lvl w:ilvl="3" w:tentative="1">
+      <w:start w:val="1"/>
+      <w:numFmt w:val="bullet"/>
+      <w:lvlText w:val=""/>
+      <w:lvlJc w:val="left"/>
+      <w:pPr>
+        <w:tabs>
+          <w:tab w:val="num" w:pos="2880"/>
+        </w:tabs>
+        <w:ind w:left="2880" w:hanging="360"/>
+      </w:pPr>
+      <w:rPr>
+        <w:rFonts w:ascii="Wingdings" w:hAnsi="Wingdings" w:hint="default"/>
+        <w:sz w:val="20"/>
+      </w:rPr>
+    </w:lvl>
+    <w:lvl w:ilvl="4" w:tentative="1">
+      <w:start w:val="1"/>
+      <w:numFmt w:val="bullet"/>
+      <w:lvlText w:val=""/>
+      <w:lvlJc w:val="left"/>
+      <w:pPr>
+        <w:tabs>
+          <w:tab w:val="num" w:pos="3600"/>
+        </w:tabs>
+        <w:ind w:left="3600" w:hanging="360"/>
+      </w:pPr>
+      <w:rPr>
+        <w:rFonts w:ascii="Wingdings" w:hAnsi="Wingdings" w:hint="default"/>
+        <w:sz w:val="20"/>
+      </w:rPr>
+    </w:lvl>
+    <w:lvl w:ilvl="5" w:tentative="1">
+      <w:start w:val="1"/>
+      <w:numFmt w:val="bullet"/>
+      <w:lvlText w:val=""/>
+      <w:lvlJc w:val="left"/>
+      <w:pPr>
+        <w:tabs>
+          <w:tab w:val="num" w:pos="4320"/>
+        </w:tabs>
+        <w:ind w:left="4320" w:hanging="360"/>
+      </w:pPr>
+      <w:rPr>
+        <w:rFonts w:ascii="Wingdings" w:hAnsi="Wingdings" w:hint="default"/>
+        <w:sz w:val="20"/>
+      </w:rPr>
+    </w:lvl>
+    <w:lvl w:ilvl="6" w:tentative="1">
+      <w:start w:val="1"/>
+      <w:numFmt w:val="bullet"/>
+      <w:lvlText w:val=""/>
+      <w:lvlJc w:val="left"/>
+      <w:pPr>
+        <w:tabs>
+          <w:tab w:val="num" w:pos="5040"/>
+        </w:tabs>
+        <w:ind w:left="5040" w:hanging="360"/>
+      </w:pPr>
+      <w:rPr>
+        <w:rFonts w:ascii="Wingdings" w:hAnsi="Wingdings" w:hint="default"/>
+        <w:sz w:val="20"/>
+      </w:rPr>
+    </w:lvl>
+    <w:lvl w:ilvl="7" w:tentative="1">
+      <w:start w:val="1"/>
+      <w:numFmt w:val="bullet"/>
+      <w:lvlText w:val=""/>
+      <w:lvlJc w:val="left"/>
+      <w:pPr>
+        <w:tabs>
+          <w:tab w:val="num" w:pos="5760"/>
+        </w:tabs>
+        <w:ind w:left="5760" w:hanging="360"/>
+      </w:pPr>
+      <w:rPr>
+        <w:rFonts w:ascii="Wingdings" w:hAnsi="Wingdings" w:hint="default"/>
+        <w:sz w:val="20"/>
+      </w:rPr>
+    </w:lvl>
+    <w:lvl w:ilvl="8" w:tentative="1">
+      <w:start w:val="1"/>
+      <w:numFmt w:val="bullet"/>
+      <w:lvlText w:val=""/>
+      <w:lvlJc w:val="left"/>
+      <w:pPr>
+        <w:tabs>
+          <w:tab w:val="num" w:pos="6480"/>
+        </w:tabs>
+        <w:ind w:left="6480" w:hanging="360"/>
+      </w:pPr>
+      <w:rPr>
+        <w:rFonts w:ascii="Wingdings" w:hAnsi="Wingdings" w:hint="default"/>
+        <w:sz w:val="20"/>
+      </w:rPr>
+    </w:lvl>
+  </w:abstractNum>
+  <w:abstractNum w:abstractNumId="17" w15:restartNumberingAfterBreak="0">
+    <w:nsid w:val="6F5567AC"/>
+    <w:multiLevelType w:val="multilevel"/>
+    <w:tmpl w:val="DF6602EE"/>
+    <w:lvl w:ilvl="0">
+      <w:start w:val="1"/>
+      <w:numFmt w:val="bullet"/>
+      <w:lvlText w:val=""/>
+      <w:lvlJc w:val="left"/>
+      <w:pPr>
+        <w:tabs>
+          <w:tab w:val="num" w:pos="720"/>
+        </w:tabs>
+        <w:ind w:left="720" w:hanging="360"/>
+      </w:pPr>
+      <w:rPr>
+        <w:rFonts w:ascii="Symbol" w:hAnsi="Symbol" w:hint="default"/>
+        <w:sz w:val="20"/>
+      </w:rPr>
+    </w:lvl>
+    <w:lvl w:ilvl="1" w:tentative="1">
+      <w:start w:val="1"/>
+      <w:numFmt w:val="bullet"/>
+      <w:lvlText w:val="o"/>
+      <w:lvlJc w:val="left"/>
+      <w:pPr>
+        <w:tabs>
+          <w:tab w:val="num" w:pos="1440"/>
+        </w:tabs>
+        <w:ind w:left="1440" w:hanging="360"/>
+      </w:pPr>
+      <w:rPr>
+        <w:rFonts w:ascii="Courier New" w:hAnsi="Courier New" w:hint="default"/>
+        <w:sz w:val="20"/>
+      </w:rPr>
+    </w:lvl>
+    <w:lvl w:ilvl="2" w:tentative="1">
+      <w:start w:val="1"/>
+      <w:numFmt w:val="bullet"/>
+      <w:lvlText w:val=""/>
+      <w:lvlJc w:val="left"/>
+      <w:pPr>
+        <w:tabs>
+          <w:tab w:val="num" w:pos="2160"/>
+        </w:tabs>
+        <w:ind w:left="2160" w:hanging="360"/>
+      </w:pPr>
+      <w:rPr>
+        <w:rFonts w:ascii="Wingdings" w:hAnsi="Wingdings" w:hint="default"/>
+        <w:sz w:val="20"/>
+      </w:rPr>
+    </w:lvl>
+    <w:lvl w:ilvl="3" w:tentative="1">
+      <w:start w:val="1"/>
+      <w:numFmt w:val="bullet"/>
+      <w:lvlText w:val=""/>
+      <w:lvlJc w:val="left"/>
+      <w:pPr>
+        <w:tabs>
+          <w:tab w:val="num" w:pos="2880"/>
+        </w:tabs>
+        <w:ind w:left="2880" w:hanging="360"/>
+      </w:pPr>
+      <w:rPr>
+        <w:rFonts w:ascii="Wingdings" w:hAnsi="Wingdings" w:hint="default"/>
+        <w:sz w:val="20"/>
+      </w:rPr>
+    </w:lvl>
+    <w:lvl w:ilvl="4" w:tentative="1">
+      <w:start w:val="1"/>
+      <w:numFmt w:val="bullet"/>
+      <w:lvlText w:val=""/>
+      <w:lvlJc w:val="left"/>
+      <w:pPr>
+        <w:tabs>
+          <w:tab w:val="num" w:pos="3600"/>
+        </w:tabs>
+        <w:ind w:left="3600" w:hanging="360"/>
+      </w:pPr>
+      <w:rPr>
+        <w:rFonts w:ascii="Wingdings" w:hAnsi="Wingdings" w:hint="default"/>
+        <w:sz w:val="20"/>
+      </w:rPr>
+    </w:lvl>
+    <w:lvl w:ilvl="5" w:tentative="1">
+      <w:start w:val="1"/>
+      <w:numFmt w:val="bullet"/>
+      <w:lvlText w:val=""/>
+      <w:lvlJc w:val="left"/>
+      <w:pPr>
+        <w:tabs>
+          <w:tab w:val="num" w:pos="4320"/>
+        </w:tabs>
+        <w:ind w:left="4320" w:hanging="360"/>
+      </w:pPr>
+      <w:rPr>
+        <w:rFonts w:ascii="Wingdings" w:hAnsi="Wingdings" w:hint="default"/>
+        <w:sz w:val="20"/>
+      </w:rPr>
+    </w:lvl>
+    <w:lvl w:ilvl="6" w:tentative="1">
+      <w:start w:val="1"/>
+      <w:numFmt w:val="bullet"/>
+      <w:lvlText w:val=""/>
+      <w:lvlJc w:val="left"/>
+      <w:pPr>
+        <w:tabs>
+          <w:tab w:val="num" w:pos="5040"/>
+        </w:tabs>
+        <w:ind w:left="5040" w:hanging="360"/>
+      </w:pPr>
+      <w:rPr>
+        <w:rFonts w:ascii="Wingdings" w:hAnsi="Wingdings" w:hint="default"/>
+        <w:sz w:val="20"/>
+      </w:rPr>
+    </w:lvl>
+    <w:lvl w:ilvl="7" w:tentative="1">
+      <w:start w:val="1"/>
+      <w:numFmt w:val="bullet"/>
+      <w:lvlText w:val=""/>
+      <w:lvlJc w:val="left"/>
+      <w:pPr>
+        <w:tabs>
+          <w:tab w:val="num" w:pos="5760"/>
+        </w:tabs>
+        <w:ind w:left="5760" w:hanging="360"/>
+      </w:pPr>
+      <w:rPr>
+        <w:rFonts w:ascii="Wingdings" w:hAnsi="Wingdings" w:hint="default"/>
+        <w:sz w:val="20"/>
+      </w:rPr>
+    </w:lvl>
+    <w:lvl w:ilvl="8" w:tentative="1">
+      <w:start w:val="1"/>
+      <w:numFmt w:val="bullet"/>
+      <w:lvlText w:val=""/>
+      <w:lvlJc w:val="left"/>
+      <w:pPr>
+        <w:tabs>
+          <w:tab w:val="num" w:pos="6480"/>
+        </w:tabs>
+        <w:ind w:left="6480" w:hanging="360"/>
+      </w:pPr>
+      <w:rPr>
+        <w:rFonts w:ascii="Wingdings" w:hAnsi="Wingdings" w:hint="default"/>
+        <w:sz w:val="20"/>
+      </w:rPr>
+    </w:lvl>
+  </w:abstractNum>
+  <w:abstractNum w:abstractNumId="18" w15:restartNumberingAfterBreak="0">
+    <w:nsid w:val="74D849C7"/>
+    <w:multiLevelType w:val="multilevel"/>
+    <w:tmpl w:val="502291C8"/>
+    <w:lvl w:ilvl="0">
+      <w:start w:val="1"/>
+      <w:numFmt w:val="decimal"/>
+      <w:lvlText w:val="%1."/>
+      <w:lvlJc w:val="left"/>
+      <w:pPr>
+        <w:tabs>
+          <w:tab w:val="num" w:pos="720"/>
+        </w:tabs>
+        <w:ind w:left="720" w:hanging="360"/>
+      </w:pPr>
+    </w:lvl>
+    <w:lvl w:ilvl="1" w:tentative="1">
+      <w:start w:val="1"/>
+      <w:numFmt w:val="decimal"/>
+      <w:lvlText w:val="%2."/>
+      <w:lvlJc w:val="left"/>
+      <w:pPr>
+        <w:tabs>
+          <w:tab w:val="num" w:pos="1440"/>
+        </w:tabs>
+        <w:ind w:left="1440" w:hanging="360"/>
+      </w:pPr>
+    </w:lvl>
+    <w:lvl w:ilvl="2" w:tentative="1">
+      <w:start w:val="1"/>
+      <w:numFmt w:val="decimal"/>
+      <w:lvlText w:val="%3."/>
+      <w:lvlJc w:val="left"/>
+      <w:pPr>
+        <w:tabs>
+          <w:tab w:val="num" w:pos="2160"/>
+        </w:tabs>
+        <w:ind w:left="2160" w:hanging="360"/>
+      </w:pPr>
+    </w:lvl>
+    <w:lvl w:ilvl="3" w:tentative="1">
+      <w:start w:val="1"/>
+      <w:numFmt w:val="decimal"/>
+      <w:lvlText w:val="%4."/>
+      <w:lvlJc w:val="left"/>
+      <w:pPr>
+        <w:tabs>
+          <w:tab w:val="num" w:pos="2880"/>
+        </w:tabs>
+        <w:ind w:left="2880" w:hanging="360"/>
+      </w:pPr>
+    </w:lvl>
+    <w:lvl w:ilvl="4" w:tentative="1">
+      <w:start w:val="1"/>
+      <w:numFmt w:val="decimal"/>
+      <w:lvlText w:val="%5."/>
+      <w:lvlJc w:val="left"/>
+      <w:pPr>
+        <w:tabs>
+          <w:tab w:val="num" w:pos="3600"/>
+        </w:tabs>
+        <w:ind w:left="3600" w:hanging="360"/>
+      </w:pPr>
+    </w:lvl>
+    <w:lvl w:ilvl="5" w:tentative="1">
+      <w:start w:val="1"/>
+      <w:numFmt w:val="decimal"/>
+      <w:lvlText w:val="%6."/>
+      <w:lvlJc w:val="left"/>
+      <w:pPr>
+        <w:tabs>
+          <w:tab w:val="num" w:pos="4320"/>
+        </w:tabs>
+        <w:ind w:left="4320" w:hanging="360"/>
+      </w:pPr>
+    </w:lvl>
+    <w:lvl w:ilvl="6" w:tentative="1">
+      <w:start w:val="1"/>
+      <w:numFmt w:val="decimal"/>
+      <w:lvlText w:val="%7."/>
+      <w:lvlJc w:val="left"/>
+      <w:pPr>
+        <w:tabs>
+          <w:tab w:val="num" w:pos="5040"/>
+        </w:tabs>
+        <w:ind w:left="5040" w:hanging="360"/>
+      </w:pPr>
+    </w:lvl>
+    <w:lvl w:ilvl="7" w:tentative="1">
+      <w:start w:val="1"/>
+      <w:numFmt w:val="decimal"/>
+      <w:lvlText w:val="%8."/>
+      <w:lvlJc w:val="left"/>
+      <w:pPr>
+        <w:tabs>
+          <w:tab w:val="num" w:pos="5760"/>
+        </w:tabs>
+        <w:ind w:left="5760" w:hanging="360"/>
+      </w:pPr>
+    </w:lvl>
+    <w:lvl w:ilvl="8" w:tentative="1">
+      <w:start w:val="1"/>
+      <w:numFmt w:val="decimal"/>
+      <w:lvlText w:val="%9."/>
+      <w:lvlJc w:val="left"/>
+      <w:pPr>
+        <w:tabs>
+          <w:tab w:val="num" w:pos="6480"/>
+        </w:tabs>
+        <w:ind w:left="6480" w:hanging="360"/>
+      </w:pPr>
+    </w:lvl>
+  </w:abstractNum>
+  <w:abstractNum w:abstractNumId="19" w15:restartNumberingAfterBreak="0">
+    <w:nsid w:val="777B6AED"/>
+    <w:multiLevelType w:val="multilevel"/>
+    <w:tmpl w:val="A65C94F6"/>
+    <w:lvl w:ilvl="0">
+      <w:start w:val="1"/>
+      <w:numFmt w:val="bullet"/>
+      <w:lvlText w:val=""/>
+      <w:lvlJc w:val="left"/>
+      <w:pPr>
+        <w:tabs>
+          <w:tab w:val="num" w:pos="720"/>
+        </w:tabs>
+        <w:ind w:left="720" w:hanging="360"/>
+      </w:pPr>
+      <w:rPr>
+        <w:rFonts w:ascii="Symbol" w:hAnsi="Symbol" w:hint="default"/>
+        <w:sz w:val="20"/>
+      </w:rPr>
+    </w:lvl>
+    <w:lvl w:ilvl="1" w:tentative="1">
+      <w:start w:val="1"/>
+      <w:numFmt w:val="bullet"/>
+      <w:lvlText w:val="o"/>
+      <w:lvlJc w:val="left"/>
+      <w:pPr>
+        <w:tabs>
+          <w:tab w:val="num" w:pos="1440"/>
+        </w:tabs>
+        <w:ind w:left="1440" w:hanging="360"/>
+      </w:pPr>
+      <w:rPr>
+        <w:rFonts w:ascii="Courier New" w:hAnsi="Courier New" w:hint="default"/>
+        <w:sz w:val="20"/>
+      </w:rPr>
+    </w:lvl>
+    <w:lvl w:ilvl="2" w:tentative="1">
+      <w:start w:val="1"/>
+      <w:numFmt w:val="bullet"/>
+      <w:lvlText w:val=""/>
+      <w:lvlJc w:val="left"/>
+      <w:pPr>
+        <w:tabs>
+          <w:tab w:val="num" w:pos="2160"/>
+        </w:tabs>
+        <w:ind w:left="2160" w:hanging="360"/>
+      </w:pPr>
+      <w:rPr>
+        <w:rFonts w:ascii="Wingdings" w:hAnsi="Wingdings" w:hint="default"/>
+        <w:sz w:val="20"/>
+      </w:rPr>
+    </w:lvl>
+    <w:lvl w:ilvl="3" w:tentative="1">
+      <w:start w:val="1"/>
+      <w:numFmt w:val="bullet"/>
+      <w:lvlText w:val=""/>
+      <w:lvlJc w:val="left"/>
+      <w:pPr>
+        <w:tabs>
+          <w:tab w:val="num" w:pos="2880"/>
+        </w:tabs>
+        <w:ind w:left="2880" w:hanging="360"/>
+      </w:pPr>
+      <w:rPr>
+        <w:rFonts w:ascii="Wingdings" w:hAnsi="Wingdings" w:hint="default"/>
+        <w:sz w:val="20"/>
+      </w:rPr>
+    </w:lvl>
+    <w:lvl w:ilvl="4" w:tentative="1">
+      <w:start w:val="1"/>
+      <w:numFmt w:val="bullet"/>
+      <w:lvlText w:val=""/>
+      <w:lvlJc w:val="left"/>
+      <w:pPr>
+        <w:tabs>
+          <w:tab w:val="num" w:pos="3600"/>
+        </w:tabs>
+        <w:ind w:left="3600" w:hanging="360"/>
+      </w:pPr>
+      <w:rPr>
+        <w:rFonts w:ascii="Wingdings" w:hAnsi="Wingdings" w:hint="default"/>
+        <w:sz w:val="20"/>
+      </w:rPr>
+    </w:lvl>
+    <w:lvl w:ilvl="5" w:tentative="1">
+      <w:start w:val="1"/>
+      <w:numFmt w:val="bullet"/>
+      <w:lvlText w:val=""/>
+      <w:lvlJc w:val="left"/>
+      <w:pPr>
+        <w:tabs>
+          <w:tab w:val="num" w:pos="4320"/>
+        </w:tabs>
+        <w:ind w:left="4320" w:hanging="360"/>
+      </w:pPr>
+      <w:rPr>
+        <w:rFonts w:ascii="Wingdings" w:hAnsi="Wingdings" w:hint="default"/>
+        <w:sz w:val="20"/>
+      </w:rPr>
+    </w:lvl>
+    <w:lvl w:ilvl="6" w:tentative="1">
+      <w:start w:val="1"/>
+      <w:numFmt w:val="bullet"/>
+      <w:lvlText w:val=""/>
+      <w:lvlJc w:val="left"/>
+      <w:pPr>
+        <w:tabs>
+          <w:tab w:val="num" w:pos="5040"/>
+        </w:tabs>
+        <w:ind w:left="5040" w:hanging="360"/>
+      </w:pPr>
+      <w:rPr>
+        <w:rFonts w:ascii="Wingdings" w:hAnsi="Wingdings" w:hint="default"/>
+        <w:sz w:val="20"/>
+      </w:rPr>
+    </w:lvl>
+    <w:lvl w:ilvl="7" w:tentative="1">
+      <w:start w:val="1"/>
+      <w:numFmt w:val="bullet"/>
+      <w:lvlText w:val=""/>
+      <w:lvlJc w:val="left"/>
+      <w:pPr>
+        <w:tabs>
+          <w:tab w:val="num" w:pos="5760"/>
+        </w:tabs>
+        <w:ind w:left="5760" w:hanging="360"/>
+      </w:pPr>
+      <w:rPr>
+        <w:rFonts w:ascii="Wingdings" w:hAnsi="Wingdings" w:hint="default"/>
+        <w:sz w:val="20"/>
+      </w:rPr>
+    </w:lvl>
+    <w:lvl w:ilvl="8" w:tentative="1">
+      <w:start w:val="1"/>
+      <w:numFmt w:val="bullet"/>
+      <w:lvlText w:val=""/>
+      <w:lvlJc w:val="left"/>
+      <w:pPr>
+        <w:tabs>
+          <w:tab w:val="num" w:pos="6480"/>
+        </w:tabs>
+        <w:ind w:left="6480" w:hanging="360"/>
+      </w:pPr>
+      <w:rPr>
+        <w:rFonts w:ascii="Wingdings" w:hAnsi="Wingdings" w:hint="default"/>
+        <w:sz w:val="20"/>
+      </w:rPr>
+    </w:lvl>
+  </w:abstractNum>
+  <w:abstractNum w:abstractNumId="20" w15:restartNumberingAfterBreak="0">
+    <w:nsid w:val="7E334940"/>
+    <w:multiLevelType w:val="multilevel"/>
+    <w:tmpl w:val="A54E235C"/>
     <w:lvl w:ilvl="0">
       <w:start w:val="1"/>
       <w:numFmt w:val="bullet"/>
@@ -328,8 +3730,69 @@
     </w:lvl>
   </w:abstractNum>
   <w:num w:numId="1">
+    <w:abstractNumId w:val="15"/>
+  </w:num>
+  <w:num w:numId="2">
+    <w:abstractNumId w:val="1"/>
+  </w:num>
+  <w:num w:numId="3">
+    <w:abstractNumId w:val="6"/>
+  </w:num>
+  <w:num w:numId="4">
+    <w:abstractNumId w:val="20"/>
+  </w:num>
+  <w:num w:numId="5">
+    <w:abstractNumId w:val="19"/>
+  </w:num>
+  <w:num w:numId="6">
+    <w:abstractNumId w:val="4"/>
+  </w:num>
+  <w:num w:numId="7">
+    <w:abstractNumId w:val="9"/>
+  </w:num>
+  <w:num w:numId="8">
+    <w:abstractNumId w:val="12"/>
+  </w:num>
+  <w:num w:numId="9">
+    <w:abstractNumId w:val="2"/>
+  </w:num>
+  <w:num w:numId="10">
+    <w:abstractNumId w:val="10"/>
+  </w:num>
+  <w:num w:numId="11">
+    <w:abstractNumId w:val="11"/>
+  </w:num>
+  <w:num w:numId="12">
+    <w:abstractNumId w:val="14"/>
+  </w:num>
+  <w:num w:numId="13">
+    <w:abstractNumId w:val="7"/>
+  </w:num>
+  <w:num w:numId="14">
+    <w:abstractNumId w:val="17"/>
+  </w:num>
+  <w:num w:numId="15">
+    <w:abstractNumId w:val="13"/>
+  </w:num>
+  <w:num w:numId="16">
+    <w:abstractNumId w:val="16"/>
+  </w:num>
+  <w:num w:numId="17">
+    <w:abstractNumId w:val="8"/>
+  </w:num>
+  <w:num w:numId="18">
     <w:abstractNumId w:val="0"/>
   </w:num>
+  <w:num w:numId="19">
+    <w:abstractNumId w:val="3"/>
+  </w:num>
+  <w:num w:numId="20">
+    <w:abstractNumId w:val="18"/>
+  </w:num>
+  <w:num w:numId="21">
+    <w:abstractNumId w:val="5"/>
+  </w:num>
+  <w:numIdMacAtCleanup w:val="21"/>
 </w:numbering>
 </file>
 
@@ -763,6 +4226,50 @@
       <w:szCs w:val="32"/>
     </w:rPr>
   </w:style>
+  <w:style w:type="paragraph" w:styleId="2">
+    <w:name w:val="heading 2"/>
+    <w:basedOn w:val="a"/>
+    <w:link w:val="20"/>
+    <w:uiPriority w:val="9"/>
+    <w:qFormat/>
+    <w:rsid w:val="00BB0EBE"/>
+    <w:pPr>
+      <w:spacing w:before="100" w:beforeAutospacing="1" w:after="100" w:afterAutospacing="1" w:line="240" w:lineRule="auto"/>
+      <w:ind w:firstLine="0"/>
+      <w:jc w:val="left"/>
+      <w:outlineLvl w:val="1"/>
+    </w:pPr>
+    <w:rPr>
+      <w:rFonts w:eastAsia="Times New Roman" w:cs="Times New Roman"/>
+      <w:b/>
+      <w:bCs/>
+      <w:szCs w:val="36"/>
+      <w:lang w:eastAsia="ru-KZ"/>
+    </w:rPr>
+  </w:style>
+  <w:style w:type="paragraph" w:styleId="3">
+    <w:name w:val="heading 3"/>
+    <w:basedOn w:val="a"/>
+    <w:next w:val="a"/>
+    <w:link w:val="30"/>
+    <w:uiPriority w:val="9"/>
+    <w:semiHidden/>
+    <w:unhideWhenUsed/>
+    <w:qFormat/>
+    <w:rsid w:val="008E49BE"/>
+    <w:pPr>
+      <w:keepNext/>
+      <w:keepLines/>
+      <w:spacing w:before="40"/>
+      <w:outlineLvl w:val="2"/>
+    </w:pPr>
+    <w:rPr>
+      <w:rFonts w:asciiTheme="majorHAnsi" w:eastAsiaTheme="majorEastAsia" w:hAnsiTheme="majorHAnsi" w:cstheme="majorBidi"/>
+      <w:color w:val="1F3763" w:themeColor="accent1" w:themeShade="7F"/>
+      <w:sz w:val="24"/>
+      <w:szCs w:val="24"/>
+    </w:rPr>
+  </w:style>
   <w:style w:type="character" w:default="1" w:styleId="a0">
     <w:name w:val="Default Paragraph Font"/>
     <w:uiPriority w:val="1"/>
@@ -807,7 +4314,6 @@
     <w:name w:val="Normal (Web)"/>
     <w:basedOn w:val="a"/>
     <w:uiPriority w:val="99"/>
-    <w:semiHidden/>
     <w:unhideWhenUsed/>
     <w:rsid w:val="00F10A6B"/>
     <w:pPr>
@@ -819,7 +4325,7 @@
       <w:rFonts w:eastAsia="Times New Roman" w:cs="Times New Roman"/>
       <w:sz w:val="24"/>
       <w:szCs w:val="24"/>
-      <w:lang w:val="ru-KZ" w:eastAsia="ru-KZ"/>
+      <w:lang w:eastAsia="ru-KZ"/>
     </w:rPr>
   </w:style>
   <w:style w:type="character" w:styleId="a4">
@@ -831,6 +4337,69 @@
     <w:rPr>
       <w:b/>
       <w:bCs/>
+    </w:rPr>
+  </w:style>
+  <w:style w:type="character" w:customStyle="1" w:styleId="20">
+    <w:name w:val="Заголовок 2 Знак"/>
+    <w:basedOn w:val="a0"/>
+    <w:link w:val="2"/>
+    <w:uiPriority w:val="9"/>
+    <w:rsid w:val="00BB0EBE"/>
+    <w:rPr>
+      <w:rFonts w:ascii="Times New Roman" w:eastAsia="Times New Roman" w:hAnsi="Times New Roman" w:cs="Times New Roman"/>
+      <w:b/>
+      <w:bCs/>
+      <w:sz w:val="28"/>
+      <w:szCs w:val="36"/>
+      <w:lang w:eastAsia="ru-KZ"/>
+    </w:rPr>
+  </w:style>
+  <w:style w:type="character" w:styleId="HTML">
+    <w:name w:val="HTML Code"/>
+    <w:basedOn w:val="a0"/>
+    <w:uiPriority w:val="99"/>
+    <w:semiHidden/>
+    <w:unhideWhenUsed/>
+    <w:rsid w:val="000578F1"/>
+    <w:rPr>
+      <w:rFonts w:ascii="Courier New" w:eastAsia="Times New Roman" w:hAnsi="Courier New" w:cs="Courier New"/>
+      <w:sz w:val="20"/>
+      <w:szCs w:val="20"/>
+    </w:rPr>
+  </w:style>
+  <w:style w:type="character" w:customStyle="1" w:styleId="30">
+    <w:name w:val="Заголовок 3 Знак"/>
+    <w:basedOn w:val="a0"/>
+    <w:link w:val="3"/>
+    <w:uiPriority w:val="9"/>
+    <w:semiHidden/>
+    <w:rsid w:val="008E49BE"/>
+    <w:rPr>
+      <w:rFonts w:asciiTheme="majorHAnsi" w:eastAsiaTheme="majorEastAsia" w:hAnsiTheme="majorHAnsi" w:cstheme="majorBidi"/>
+      <w:color w:val="1F3763" w:themeColor="accent1" w:themeShade="7F"/>
+      <w:sz w:val="24"/>
+      <w:szCs w:val="24"/>
+    </w:rPr>
+  </w:style>
+  <w:style w:type="character" w:styleId="a5">
+    <w:name w:val="Emphasis"/>
+    <w:basedOn w:val="a0"/>
+    <w:uiPriority w:val="20"/>
+    <w:qFormat/>
+    <w:rsid w:val="00193BFC"/>
+    <w:rPr>
+      <w:i/>
+      <w:iCs/>
+    </w:rPr>
+  </w:style>
+  <w:style w:type="character" w:styleId="a6">
+    <w:name w:val="Hyperlink"/>
+    <w:uiPriority w:val="99"/>
+    <w:unhideWhenUsed/>
+    <w:rsid w:val="00D85E52"/>
+    <w:rPr>
+      <w:color w:val="0000FF"/>
+      <w:u w:val="single"/>
     </w:rPr>
   </w:style>
 </w:styles>
